--- a/docs/NEXT_PHASE_MASTER_PLAN_2026-04-05.docx
+++ b/docs/NEXT_PHASE_MASTER_PLAN_2026-04-05.docx
@@ -37,6 +37,77 @@
         <w:t xml:space="preserve">This document is the post-upgrade master plan for the study. It assumes the current benchmark truth remains unchanged and uses the upgraded Codex layer to reduce ambiguity in the next research phase.</w:t>
       </w:r>
     </w:p>
+    <w:p>
+      <w:pPr>
+        <w:pStyle w:val="BlockText"/>
+      </w:pPr>
+      <w:r>
+        <w:t xml:space="preserve">Update, April 7, 2026:</w:t>
+      </w:r>
+      <w:r>
+        <w:t xml:space="preserve"> </w:t>
+      </w:r>
+      <w:r>
+        <w:t xml:space="preserve">The fresh Colab V7 confirmatory rerun has now been completed successfully at</w:t>
+      </w:r>
+      <w:r>
+        <w:t xml:space="preserve"> </w:t>
+      </w:r>
+      <w:r>
+        <w:rPr>
+          <w:rStyle w:val="VerbatimChar"/>
+        </w:rPr>
+        <w:t xml:space="preserve">72.89%</w:t>
+      </w:r>
+      <w:r>
+        <w:t xml:space="preserve"> </w:t>
+      </w:r>
+      <w:r>
+        <w:t xml:space="preserve">best validation and</w:t>
+      </w:r>
+      <w:r>
+        <w:t xml:space="preserve"> </w:t>
+      </w:r>
+      <w:r>
+        <w:rPr>
+          <w:rStyle w:val="VerbatimChar"/>
+        </w:rPr>
+        <w:t xml:space="preserve">72.53%</w:t>
+      </w:r>
+      <w:r>
+        <w:t xml:space="preserve"> </w:t>
+      </w:r>
+      <w:r>
+        <w:t xml:space="preserve">test accuracy.</w:t>
+      </w:r>
+      <w:r>
+        <w:t xml:space="preserve"> </w:t>
+      </w:r>
+      <w:r>
+        <w:t xml:space="preserve">Remaining Colab budget is approximately</w:t>
+      </w:r>
+      <w:r>
+        <w:t xml:space="preserve"> </w:t>
+      </w:r>
+      <w:r>
+        <w:rPr>
+          <w:rStyle w:val="VerbatimChar"/>
+        </w:rPr>
+        <w:t xml:space="preserve">145</w:t>
+      </w:r>
+      <w:r>
+        <w:t xml:space="preserve"> </w:t>
+      </w:r>
+      <w:r>
+        <w:t xml:space="preserve">computing units.</w:t>
+      </w:r>
+      <w:r>
+        <w:t xml:space="preserve"> </w:t>
+      </w:r>
+      <w:r>
+        <w:t xml:space="preserve">Default policy is now low-compute mode: do not start another Colab training run unless it changes the paper decision boundary.</w:t>
+      </w:r>
+    </w:p>
     <w:bookmarkStart w:id="9" w:name="Xa3a2c5c736773e48aed54337d6ce1658f780493"/>
     <w:p>
       <w:pPr>
@@ -62,16 +133,11 @@
         </w:numPr>
       </w:pPr>
       <w:r>
-        <w:t xml:space="preserve">Run</w:t>
-      </w:r>
-      <w:r>
-        <w:t xml:space="preserve"> </w:t>
-      </w:r>
-      <w:r>
-        <w:rPr>
-          <w:rStyle w:val="VerbatimChar"/>
-        </w:rPr>
-        <w:t xml:space="preserve">./scripts/codex-capability-audit.sh</w:t>
+        <w:rPr>
+          <w:b/>
+          <w:bCs/>
+        </w:rPr>
+        <w:t xml:space="preserve">Sync the remaining fresh V7 rerun artifacts from Drive/Colab into the local repo</w:t>
       </w:r>
     </w:p>
     <w:p>
@@ -83,7 +149,22 @@
         </w:numPr>
       </w:pPr>
       <w:r>
-        <w:t xml:space="preserve">Goal: freeze the official Codex capability picture against current repo usage.</w:t>
+        <w:t xml:space="preserve">Goal: complete the artifact picture by recovering the remote</w:t>
+      </w:r>
+      <w:r>
+        <w:t xml:space="preserve"> </w:t>
+      </w:r>
+      <w:r>
+        <w:rPr>
+          <w:rStyle w:val="VerbatimChar"/>
+        </w:rPr>
+        <w:t xml:space="preserve">experiments/v7_*</w:t>
+      </w:r>
+      <w:r>
+        <w:t xml:space="preserve"> </w:t>
+      </w:r>
+      <w:r>
+        <w:t xml:space="preserve">folder, since the Drive-backed checkpoint files are now already synced locally.</w:t>
       </w:r>
     </w:p>
     <w:p>
@@ -95,7 +176,7 @@
         </w:numPr>
       </w:pPr>
       <w:r>
-        <w:t xml:space="preserve">Platform: local</w:t>
+        <w:t xml:space="preserve">Platform: local + Drive</w:t>
       </w:r>
     </w:p>
     <w:p>
@@ -107,7 +188,7 @@
         </w:numPr>
       </w:pPr>
       <w:r>
-        <w:t xml:space="preserve">Paper impact: medium</w:t>
+        <w:t xml:space="preserve">Paper impact: high</w:t>
       </w:r>
     </w:p>
     <w:p>
@@ -118,16 +199,11 @@
         </w:numPr>
       </w:pPr>
       <w:r>
-        <w:t xml:space="preserve">Run</w:t>
-      </w:r>
-      <w:r>
-        <w:t xml:space="preserve"> </w:t>
-      </w:r>
-      <w:r>
-        <w:rPr>
-          <w:rStyle w:val="VerbatimChar"/>
-        </w:rPr>
-        <w:t xml:space="preserve">./scripts/codex-gap-audit.sh</w:t>
+        <w:rPr>
+          <w:b/>
+          <w:bCs/>
+        </w:rPr>
+        <w:t xml:space="preserve">Reconcile the synced artifacts against the local benchmark tables</w:t>
       </w:r>
     </w:p>
     <w:p>
@@ -139,7 +215,58 @@
         </w:numPr>
       </w:pPr>
       <w:r>
-        <w:t xml:space="preserve">Goal: verify workflow coverage and confirm no critical Codex gap remains.</w:t>
+        <w:t xml:space="preserve">Goal: keep</w:t>
+      </w:r>
+      <w:r>
+        <w:t xml:space="preserve"> </w:t>
+      </w:r>
+      <w:r>
+        <w:rPr>
+          <w:rStyle w:val="VerbatimChar"/>
+        </w:rPr>
+        <w:t xml:space="preserve">experiments/*.json</w:t>
+      </w:r>
+      <w:r>
+        <w:t xml:space="preserve">,</w:t>
+      </w:r>
+      <w:r>
+        <w:t xml:space="preserve"> </w:t>
+      </w:r>
+      <w:r>
+        <w:rPr>
+          <w:rStyle w:val="VerbatimChar"/>
+        </w:rPr>
+        <w:t xml:space="preserve">docs/BENCHMARK_SUMMARY.md</w:t>
+      </w:r>
+      <w:r>
+        <w:t xml:space="preserve">,</w:t>
+      </w:r>
+      <w:r>
+        <w:t xml:space="preserve"> </w:t>
+      </w:r>
+      <w:r>
+        <w:rPr>
+          <w:rStyle w:val="VerbatimChar"/>
+        </w:rPr>
+        <w:t xml:space="preserve">docs/EXPERIMENTS.md</w:t>
+      </w:r>
+      <w:r>
+        <w:t xml:space="preserve">, and</w:t>
+      </w:r>
+      <w:r>
+        <w:t xml:space="preserve"> </w:t>
+      </w:r>
+      <w:r>
+        <w:rPr>
+          <w:rStyle w:val="VerbatimChar"/>
+        </w:rPr>
+        <w:t xml:space="preserve">paper/draft.md</w:t>
+      </w:r>
+      <w:r>
+        <w:t xml:space="preserve"> </w:t>
+      </w:r>
+      <w:r>
+        <w:t xml:space="preserve">aligned.</w:t>
       </w:r>
     </w:p>
     <w:p>
@@ -163,7 +290,7 @@
         </w:numPr>
       </w:pPr>
       <w:r>
-        <w:t xml:space="preserve">Paper impact: medium</w:t>
+        <w:t xml:space="preserve">Paper impact: high</w:t>
       </w:r>
     </w:p>
     <w:p>
@@ -174,16 +301,11 @@
         </w:numPr>
       </w:pPr>
       <w:r>
-        <w:t xml:space="preserve">Run</w:t>
-      </w:r>
-      <w:r>
-        <w:t xml:space="preserve"> </w:t>
-      </w:r>
-      <w:r>
-        <w:rPr>
-          <w:rStyle w:val="VerbatimChar"/>
-        </w:rPr>
-        <w:t xml:space="preserve">./scripts/codex-model-benchmark.sh</w:t>
+        <w:rPr>
+          <w:b/>
+          <w:bCs/>
+        </w:rPr>
+        <w:t xml:space="preserve">Tighten the manuscript around the now-complete benchmark picture</w:t>
       </w:r>
     </w:p>
     <w:p>
@@ -195,46 +317,7 @@
         </w:numPr>
       </w:pPr>
       <w:r>
-        <w:t xml:space="preserve">Goal: compare</w:t>
-      </w:r>
-      <w:r>
-        <w:t xml:space="preserve"> </w:t>
-      </w:r>
-      <w:r>
-        <w:rPr>
-          <w:rStyle w:val="VerbatimChar"/>
-        </w:rPr>
-        <w:t xml:space="preserve">gpt-5.4</w:t>
-      </w:r>
-      <w:r>
-        <w:t xml:space="preserve">,</w:t>
-      </w:r>
-      <w:r>
-        <w:t xml:space="preserve"> </w:t>
-      </w:r>
-      <w:r>
-        <w:rPr>
-          <w:rStyle w:val="VerbatimChar"/>
-        </w:rPr>
-        <w:t xml:space="preserve">gpt-5.3-codex</w:t>
-      </w:r>
-      <w:r>
-        <w:t xml:space="preserve">, and</w:t>
-      </w:r>
-      <w:r>
-        <w:t xml:space="preserve"> </w:t>
-      </w:r>
-      <w:r>
-        <w:rPr>
-          <w:rStyle w:val="VerbatimChar"/>
-        </w:rPr>
-        <w:t xml:space="preserve">gpt-5.4-mini</w:t>
-      </w:r>
-      <w:r>
-        <w:t xml:space="preserve"> </w:t>
-      </w:r>
-      <w:r>
-        <w:t xml:space="preserve">on reconciliation, paper audit, and benchmark triage tasks.</w:t>
+        <w:t xml:space="preserve">Goal: move the paper fully into benchmark + engineering-lessons mode and remove any remaining V7-centric phrasing.</w:t>
       </w:r>
     </w:p>
     <w:p>
@@ -258,34 +341,7 @@
         </w:numPr>
       </w:pPr>
       <w:r>
-        <w:t xml:space="preserve">Paper impact: low direct, high workflow value</w:t>
-      </w:r>
-    </w:p>
-    <w:p>
-      <w:pPr>
-        <w:pStyle w:val="Compact"/>
-        <w:numPr>
-          <w:ilvl w:val="1"/>
-          <w:numId w:val="1004"/>
-        </w:numPr>
-      </w:pPr>
-      <w:r>
-        <w:t xml:space="preserve">Stop condition: if</w:t>
-      </w:r>
-      <w:r>
-        <w:t xml:space="preserve"> </w:t>
-      </w:r>
-      <w:r>
-        <w:rPr>
-          <w:rStyle w:val="VerbatimChar"/>
-        </w:rPr>
-        <w:t xml:space="preserve">gpt-5.3-codex</w:t>
-      </w:r>
-      <w:r>
-        <w:t xml:space="preserve"> </w:t>
-      </w:r>
-      <w:r>
-        <w:t xml:space="preserve">is not clearly better on at least 2/3 tasks, keep current defaults</w:t>
+        <w:t xml:space="preserve">Paper impact: high</w:t>
       </w:r>
     </w:p>
     <w:p>
@@ -296,16 +352,11 @@
         </w:numPr>
       </w:pPr>
       <w:r>
-        <w:t xml:space="preserve">Run</w:t>
-      </w:r>
-      <w:r>
-        <w:t xml:space="preserve"> </w:t>
-      </w:r>
-      <w:r>
-        <w:rPr>
-          <w:rStyle w:val="VerbatimChar"/>
-        </w:rPr>
-        <w:t xml:space="preserve">./scripts/codex-benchmark-triage.sh</w:t>
+        <w:rPr>
+          <w:b/>
+          <w:bCs/>
+        </w:rPr>
+        <w:t xml:space="preserve">Refresh advisor / submission / Word export artifacts</w:t>
       </w:r>
     </w:p>
     <w:p>
@@ -317,7 +368,7 @@
         </w:numPr>
       </w:pPr>
       <w:r>
-        <w:t xml:space="preserve">Goal: confirm the next scientifically meaningful run under the current evidence.</w:t>
+        <w:t xml:space="preserve">Goal: keep shareable documents synchronized with the post-rerun benchmark truth.</w:t>
       </w:r>
     </w:p>
     <w:p>
@@ -341,7 +392,7 @@
         </w:numPr>
       </w:pPr>
       <w:r>
-        <w:t xml:space="preserve">Expected answer: Colab V7 confirmatory rerun</w:t>
+        <w:t xml:space="preserve">Paper impact: medium</w:t>
       </w:r>
     </w:p>
     <w:p>
@@ -352,16 +403,11 @@
         </w:numPr>
       </w:pPr>
       <w:r>
-        <w:t xml:space="preserve">Run</w:t>
-      </w:r>
-      <w:r>
-        <w:t xml:space="preserve"> </w:t>
-      </w:r>
-      <w:r>
-        <w:rPr>
-          <w:rStyle w:val="VerbatimChar"/>
-        </w:rPr>
-        <w:t xml:space="preserve">./scripts/codex-colab-handoff.sh</w:t>
+        <w:rPr>
+          <w:b/>
+          <w:bCs/>
+        </w:rPr>
+        <w:t xml:space="preserve">Re-evaluate whether any extra training is still worth compute</w:t>
       </w:r>
     </w:p>
     <w:p>
@@ -373,7 +419,7 @@
         </w:numPr>
       </w:pPr>
       <w:r>
-        <w:t xml:space="preserve">Goal: prepare the exact Colab execution package for the V7 run.</w:t>
+        <w:t xml:space="preserve">Goal: default to no new Colab runs unless a new experiment would materially change reviewer resilience or the paper decision boundary.</w:t>
       </w:r>
     </w:p>
     <w:p>
@@ -385,7 +431,7 @@
         </w:numPr>
       </w:pPr>
       <w:r>
-        <w:t xml:space="preserve">Platform: local</w:t>
+        <w:t xml:space="preserve">Platform: local planning only</w:t>
       </w:r>
     </w:p>
     <w:p>
@@ -397,7 +443,7 @@
         </w:numPr>
       </w:pPr>
       <w:r>
-        <w:t xml:space="preserve">Output: command choice, environment checklist, sync steps, checkpoint policy</w:t>
+        <w:t xml:space="preserve">Paper impact: medium</w:t>
       </w:r>
     </w:p>
     <w:bookmarkEnd w:id="9"/>
@@ -449,7 +495,7 @@
           <w:b/>
           <w:bCs/>
         </w:rPr>
-        <w:t xml:space="preserve">Colab V7 confirmatory rerun</w:t>
+        <w:t xml:space="preserve">Artifact sync and V7 result reconciliation</w:t>
       </w:r>
     </w:p>
     <w:p>
@@ -461,7 +507,7 @@
         </w:numPr>
       </w:pPr>
       <w:r>
-        <w:t xml:space="preserve">Platform: Colab L4 preferred; A100 acceptable if needed</w:t>
+        <w:t xml:space="preserve">Platform: local + existing Drive artifacts</w:t>
       </w:r>
     </w:p>
     <w:p>
@@ -473,7 +519,7 @@
         </w:numPr>
       </w:pPr>
       <w:r>
-        <w:t xml:space="preserve">Entry point:</w:t>
+        <w:t xml:space="preserve">Goal: pull the actual</w:t>
       </w:r>
       <w:r>
         <w:t xml:space="preserve"> </w:t>
@@ -482,7 +528,28 @@
         <w:rPr>
           <w:rStyle w:val="VerbatimChar"/>
         </w:rPr>
-        <w:t xml:space="preserve">train_v7.py</w:t>
+        <w:t xml:space="preserve">models/</w:t>
+      </w:r>
+      <w:r>
+        <w:t xml:space="preserve"> </w:t>
+      </w:r>
+      <w:r>
+        <w:t xml:space="preserve">and</w:t>
+      </w:r>
+      <w:r>
+        <w:t xml:space="preserve"> </w:t>
+      </w:r>
+      <w:r>
+        <w:rPr>
+          <w:rStyle w:val="VerbatimChar"/>
+        </w:rPr>
+        <w:t xml:space="preserve">experiments/v7_*</w:t>
+      </w:r>
+      <w:r>
+        <w:t xml:space="preserve"> </w:t>
+      </w:r>
+      <w:r>
+        <w:t xml:space="preserve">artifacts from Colab/Drive into the repo and replace any user-log-only placeholder records</w:t>
       </w:r>
     </w:p>
     <w:p>
@@ -494,16 +561,7 @@
         </w:numPr>
       </w:pPr>
       <w:r>
-        <w:t xml:space="preserve">Default circuit:</w:t>
-      </w:r>
-      <w:r>
-        <w:t xml:space="preserve"> </w:t>
-      </w:r>
-      <w:r>
-        <w:rPr>
-          <w:rStyle w:val="VerbatimChar"/>
-        </w:rPr>
-        <w:t xml:space="preserve">data_reuploading</w:t>
+        <w:t xml:space="preserve">Paper impact: high</w:t>
       </w:r>
     </w:p>
     <w:p>
@@ -515,76 +573,7 @@
         </w:numPr>
       </w:pPr>
       <w:r>
-        <w:t xml:space="preserve">Initial command target:</w:t>
-      </w:r>
-      <w:r>
-        <w:t xml:space="preserve"> </w:t>
-      </w:r>
-      <w:r>
-        <w:rPr>
-          <w:rStyle w:val="VerbatimChar"/>
-        </w:rPr>
-        <w:t xml:space="preserve">python train_v7.py --epochs 10 --circuit data_reuploading</w:t>
-      </w:r>
-    </w:p>
-    <w:p>
-      <w:pPr>
-        <w:pStyle w:val="Compact"/>
-        <w:numPr>
-          <w:ilvl w:val="1"/>
-          <w:numId w:val="1008"/>
-        </w:numPr>
-      </w:pPr>
-      <w:r>
-        <w:t xml:space="preserve">Paper impact: high</w:t>
-      </w:r>
-    </w:p>
-    <w:p>
-      <w:pPr>
-        <w:pStyle w:val="Compact"/>
-        <w:numPr>
-          <w:ilvl w:val="1"/>
-          <w:numId w:val="1008"/>
-        </w:numPr>
-      </w:pPr>
-      <w:r>
-        <w:t xml:space="preserve">Stop conditions:</w:t>
-      </w:r>
-    </w:p>
-    <w:p>
-      <w:pPr>
-        <w:pStyle w:val="Compact"/>
-        <w:numPr>
-          <w:ilvl w:val="2"/>
-          <w:numId w:val="1009"/>
-        </w:numPr>
-      </w:pPr>
-      <w:r>
-        <w:t xml:space="preserve">stop immediately on NaN recurrence</w:t>
-      </w:r>
-    </w:p>
-    <w:p>
-      <w:pPr>
-        <w:pStyle w:val="Compact"/>
-        <w:numPr>
-          <w:ilvl w:val="2"/>
-          <w:numId w:val="1009"/>
-        </w:numPr>
-      </w:pPr>
-      <w:r>
-        <w:t xml:space="preserve">if validation remains far below the documented trajectory after early epochs, switch to debugging rather than adding more epochs</w:t>
-      </w:r>
-    </w:p>
-    <w:p>
-      <w:pPr>
-        <w:pStyle w:val="Compact"/>
-        <w:numPr>
-          <w:ilvl w:val="2"/>
-          <w:numId w:val="1009"/>
-        </w:numPr>
-      </w:pPr>
-      <w:r>
-        <w:t xml:space="preserve">if the rerun confirms V7 remains below the strongest classical baselines, keep V7 as an engineering case-study and do not spend Colab budget on extra seeds yet</w:t>
+        <w:t xml:space="preserve">Stop condition: complete once the rerun is backed by local artifact files rather than only reconstructed terminal output</w:t>
       </w:r>
     </w:p>
     <w:p>
@@ -607,11 +596,83 @@
         <w:pStyle w:val="Compact"/>
         <w:numPr>
           <w:ilvl w:val="1"/>
-          <w:numId w:val="1010"/>
+          <w:numId w:val="1009"/>
         </w:numPr>
       </w:pPr>
       <w:r>
         <w:t xml:space="preserve">Platform: local</w:t>
+      </w:r>
+    </w:p>
+    <w:p>
+      <w:pPr>
+        <w:pStyle w:val="Compact"/>
+        <w:numPr>
+          <w:ilvl w:val="1"/>
+          <w:numId w:val="1009"/>
+        </w:numPr>
+      </w:pPr>
+      <w:r>
+        <w:t xml:space="preserve">Tools:</w:t>
+      </w:r>
+      <w:r>
+        <w:t xml:space="preserve"> </w:t>
+      </w:r>
+      <w:r>
+        <w:rPr>
+          <w:rStyle w:val="VerbatimChar"/>
+        </w:rPr>
+        <w:t xml:space="preserve">codex-paper-audit.sh</w:t>
+      </w:r>
+      <w:r>
+        <w:t xml:space="preserve">,</w:t>
+      </w:r>
+      <w:r>
+        <w:t xml:space="preserve"> </w:t>
+      </w:r>
+      <w:r>
+        <w:rPr>
+          <w:rStyle w:val="VerbatimChar"/>
+        </w:rPr>
+        <w:t xml:space="preserve">paper-sync</w:t>
+      </w:r>
+      <w:r>
+        <w:t xml:space="preserve">,</w:t>
+      </w:r>
+      <w:r>
+        <w:t xml:space="preserve"> </w:t>
+      </w:r>
+      <w:r>
+        <w:rPr>
+          <w:rStyle w:val="VerbatimChar"/>
+        </w:rPr>
+        <w:t xml:space="preserve">paper_writer</w:t>
+      </w:r>
+    </w:p>
+    <w:p>
+      <w:pPr>
+        <w:pStyle w:val="Compact"/>
+        <w:numPr>
+          <w:ilvl w:val="1"/>
+          <w:numId w:val="1009"/>
+        </w:numPr>
+      </w:pPr>
+      <w:r>
+        <w:t xml:space="preserve">Paper impact: high</w:t>
+      </w:r>
+    </w:p>
+    <w:p>
+      <w:pPr>
+        <w:numPr>
+          <w:ilvl w:val="0"/>
+          <w:numId w:val="1007"/>
+        </w:numPr>
+      </w:pPr>
+      <w:r>
+        <w:rPr>
+          <w:b/>
+          <w:bCs/>
+        </w:rPr>
+        <w:t xml:space="preserve">Submission-facing document refresh</w:t>
       </w:r>
     </w:p>
     <w:p>
@@ -623,40 +684,7 @@
         </w:numPr>
       </w:pPr>
       <w:r>
-        <w:t xml:space="preserve">Tools:</w:t>
-      </w:r>
-      <w:r>
-        <w:t xml:space="preserve"> </w:t>
-      </w:r>
-      <w:r>
-        <w:rPr>
-          <w:rStyle w:val="VerbatimChar"/>
-        </w:rPr>
-        <w:t xml:space="preserve">codex-paper-audit.sh</w:t>
-      </w:r>
-      <w:r>
-        <w:t xml:space="preserve">,</w:t>
-      </w:r>
-      <w:r>
-        <w:t xml:space="preserve"> </w:t>
-      </w:r>
-      <w:r>
-        <w:rPr>
-          <w:rStyle w:val="VerbatimChar"/>
-        </w:rPr>
-        <w:t xml:space="preserve">paper-sync</w:t>
-      </w:r>
-      <w:r>
-        <w:t xml:space="preserve">,</w:t>
-      </w:r>
-      <w:r>
-        <w:t xml:space="preserve"> </w:t>
-      </w:r>
-      <w:r>
-        <w:rPr>
-          <w:rStyle w:val="VerbatimChar"/>
-        </w:rPr>
-        <w:t xml:space="preserve">paper_writer</w:t>
+        <w:t xml:space="preserve">Platform: local</w:t>
       </w:r>
     </w:p>
     <w:p>
@@ -668,7 +696,40 @@
         </w:numPr>
       </w:pPr>
       <w:r>
-        <w:t xml:space="preserve">Paper impact: high</w:t>
+        <w:t xml:space="preserve">Tools:</w:t>
+      </w:r>
+      <w:r>
+        <w:t xml:space="preserve"> </w:t>
+      </w:r>
+      <w:r>
+        <w:rPr>
+          <w:rStyle w:val="VerbatimChar"/>
+        </w:rPr>
+        <w:t xml:space="preserve">codex-artifact-pack.sh</w:t>
+      </w:r>
+      <w:r>
+        <w:t xml:space="preserve">,</w:t>
+      </w:r>
+      <w:r>
+        <w:t xml:space="preserve"> </w:t>
+      </w:r>
+      <w:r>
+        <w:rPr>
+          <w:rStyle w:val="VerbatimChar"/>
+        </w:rPr>
+        <w:t xml:space="preserve">export_docx.sh</w:t>
+      </w:r>
+    </w:p>
+    <w:p>
+      <w:pPr>
+        <w:pStyle w:val="Compact"/>
+        <w:numPr>
+          <w:ilvl w:val="1"/>
+          <w:numId w:val="1010"/>
+        </w:numPr>
+      </w:pPr>
+      <w:r>
+        <w:t xml:space="preserve">Paper impact: medium</w:t>
       </w:r>
     </w:p>
     <w:p>
@@ -683,7 +744,7 @@
           <w:b/>
           <w:bCs/>
         </w:rPr>
-        <w:t xml:space="preserve">Submission-facing document refresh</w:t>
+        <w:t xml:space="preserve">Optional stronger compact classical baseline</w:t>
       </w:r>
     </w:p>
     <w:p>
@@ -695,7 +756,16 @@
         </w:numPr>
       </w:pPr>
       <w:r>
-        <w:t xml:space="preserve">Platform: local</w:t>
+        <w:t xml:space="preserve">Candidate:</w:t>
+      </w:r>
+      <w:r>
+        <w:t xml:space="preserve"> </w:t>
+      </w:r>
+      <w:r>
+        <w:rPr>
+          <w:rStyle w:val="VerbatimChar"/>
+        </w:rPr>
+        <w:t xml:space="preserve">resnet18_cifar_gray</w:t>
       </w:r>
     </w:p>
     <w:p>
@@ -707,28 +777,7 @@
         </w:numPr>
       </w:pPr>
       <w:r>
-        <w:t xml:space="preserve">Tools:</w:t>
-      </w:r>
-      <w:r>
-        <w:t xml:space="preserve"> </w:t>
-      </w:r>
-      <w:r>
-        <w:rPr>
-          <w:rStyle w:val="VerbatimChar"/>
-        </w:rPr>
-        <w:t xml:space="preserve">codex-artifact-pack.sh</w:t>
-      </w:r>
-      <w:r>
-        <w:t xml:space="preserve">,</w:t>
-      </w:r>
-      <w:r>
-        <w:t xml:space="preserve"> </w:t>
-      </w:r>
-      <w:r>
-        <w:rPr>
-          <w:rStyle w:val="VerbatimChar"/>
-        </w:rPr>
-        <w:t xml:space="preserve">export_docx.sh</w:t>
+        <w:t xml:space="preserve">Platform: M4 first if feasible, Colab only if absolutely necessary</w:t>
       </w:r>
     </w:p>
     <w:p>
@@ -740,22 +789,7 @@
         </w:numPr>
       </w:pPr>
       <w:r>
-        <w:t xml:space="preserve">Paper impact: medium</w:t>
-      </w:r>
-    </w:p>
-    <w:p>
-      <w:pPr>
-        <w:numPr>
-          <w:ilvl w:val="0"/>
-          <w:numId w:val="1007"/>
-        </w:numPr>
-      </w:pPr>
-      <w:r>
-        <w:rPr>
-          <w:b/>
-          <w:bCs/>
-        </w:rPr>
-        <w:t xml:space="preserve">Optional stronger compact classical baseline</w:t>
+        <w:t xml:space="preserve">Paper impact: medium to high</w:t>
       </w:r>
     </w:p>
     <w:p>
@@ -763,11 +797,11 @@
         <w:pStyle w:val="Compact"/>
         <w:numPr>
           <w:ilvl w:val="1"/>
-          <w:numId w:val="1012"/>
-        </w:numPr>
-      </w:pPr>
-      <w:r>
-        <w:t xml:space="preserve">Candidate:</w:t>
+          <w:numId w:val="1011"/>
+        </w:numPr>
+      </w:pPr>
+      <w:r>
+        <w:t xml:space="preserve">Stop condition: skip if the reviewer-risk reduction does not justify the implementation cost or the remaining</w:t>
       </w:r>
       <w:r>
         <w:t xml:space="preserve"> </w:t>
@@ -776,43 +810,13 @@
         <w:rPr>
           <w:rStyle w:val="VerbatimChar"/>
         </w:rPr>
-        <w:t xml:space="preserve">resnet18_cifar_gray</w:t>
-      </w:r>
-    </w:p>
-    <w:p>
-      <w:pPr>
-        <w:pStyle w:val="Compact"/>
-        <w:numPr>
-          <w:ilvl w:val="1"/>
-          <w:numId w:val="1012"/>
-        </w:numPr>
-      </w:pPr>
-      <w:r>
-        <w:t xml:space="preserve">Platform: M4 first if feasible, Colab only if necessary</w:t>
-      </w:r>
-    </w:p>
-    <w:p>
-      <w:pPr>
-        <w:pStyle w:val="Compact"/>
-        <w:numPr>
-          <w:ilvl w:val="1"/>
-          <w:numId w:val="1012"/>
-        </w:numPr>
-      </w:pPr>
-      <w:r>
-        <w:t xml:space="preserve">Paper impact: medium to high</w:t>
-      </w:r>
-    </w:p>
-    <w:p>
-      <w:pPr>
-        <w:pStyle w:val="Compact"/>
-        <w:numPr>
-          <w:ilvl w:val="1"/>
-          <w:numId w:val="1012"/>
-        </w:numPr>
-      </w:pPr>
-      <w:r>
-        <w:t xml:space="preserve">Stop condition: skip if the reviewer-risk reduction does not justify the implementation and runtime cost</w:t>
+        <w:t xml:space="preserve">145</w:t>
+      </w:r>
+      <w:r>
+        <w:t xml:space="preserve"> </w:t>
+      </w:r>
+      <w:r>
+        <w:t xml:space="preserve">CU budget</w:t>
       </w:r>
     </w:p>
     <w:bookmarkEnd w:id="11"/>
@@ -858,7 +862,7 @@
         <w:pStyle w:val="Compact"/>
         <w:numPr>
           <w:ilvl w:val="0"/>
-          <w:numId w:val="1013"/>
+          <w:numId w:val="1012"/>
         </w:numPr>
       </w:pPr>
       <w:r>
@@ -870,7 +874,7 @@
         <w:pStyle w:val="Compact"/>
         <w:numPr>
           <w:ilvl w:val="0"/>
-          <w:numId w:val="1013"/>
+          <w:numId w:val="1012"/>
         </w:numPr>
       </w:pPr>
       <w:r>
@@ -882,7 +886,7 @@
         <w:pStyle w:val="Compact"/>
         <w:numPr>
           <w:ilvl w:val="0"/>
-          <w:numId w:val="1013"/>
+          <w:numId w:val="1012"/>
         </w:numPr>
       </w:pPr>
       <w:r>
@@ -894,7 +898,7 @@
         <w:pStyle w:val="Compact"/>
         <w:numPr>
           <w:ilvl w:val="0"/>
-          <w:numId w:val="1013"/>
+          <w:numId w:val="1012"/>
         </w:numPr>
       </w:pPr>
       <w:r>
@@ -924,14 +928,79 @@
         <w:pStyle w:val="Compact"/>
         <w:numPr>
           <w:ilvl w:val="0"/>
+          <w:numId w:val="1013"/>
+        </w:numPr>
+      </w:pPr>
+      <w:r>
+        <w:rPr>
+          <w:rStyle w:val="VerbatimChar"/>
+        </w:rPr>
+        <w:t xml:space="preserve">thesis_cnniiii</w:t>
+      </w:r>
+    </w:p>
+    <w:p>
+      <w:pPr>
+        <w:pStyle w:val="Compact"/>
+        <w:numPr>
+          <w:ilvl w:val="0"/>
+          <w:numId w:val="1013"/>
+        </w:numPr>
+      </w:pPr>
+      <w:r>
+        <w:rPr>
+          <w:rStyle w:val="VerbatimChar"/>
+        </w:rPr>
+        <w:t xml:space="preserve">thesis_hqnn2</w:t>
+      </w:r>
+    </w:p>
+    <w:p>
+      <w:pPr>
+        <w:pStyle w:val="Compact"/>
+        <w:numPr>
+          <w:ilvl w:val="0"/>
+          <w:numId w:val="1013"/>
+        </w:numPr>
+      </w:pPr>
+      <w:r>
+        <w:rPr>
+          <w:rStyle w:val="VerbatimChar"/>
+        </w:rPr>
+        <w:t xml:space="preserve">classical_conv</w:t>
+      </w:r>
+    </w:p>
+    <w:p>
+      <w:pPr>
+        <w:pStyle w:val="Compact"/>
+        <w:numPr>
+          <w:ilvl w:val="0"/>
+          <w:numId w:val="1013"/>
+        </w:numPr>
+      </w:pPr>
+      <w:r>
+        <w:rPr>
+          <w:rStyle w:val="VerbatimChar"/>
+        </w:rPr>
+        <w:t xml:space="preserve">non_trainable_quantum</w:t>
+      </w:r>
+    </w:p>
+    <w:p>
+      <w:pPr>
+        <w:pStyle w:val="FirstParagraph"/>
+      </w:pPr>
+      <w:r>
+        <w:t xml:space="preserve">Fractions:</w:t>
+      </w:r>
+    </w:p>
+    <w:p>
+      <w:pPr>
+        <w:pStyle w:val="Compact"/>
+        <w:numPr>
+          <w:ilvl w:val="0"/>
           <w:numId w:val="1014"/>
         </w:numPr>
       </w:pPr>
       <w:r>
-        <w:rPr>
-          <w:rStyle w:val="VerbatimChar"/>
-        </w:rPr>
-        <w:t xml:space="preserve">thesis_cnniiii</w:t>
+        <w:t xml:space="preserve">10%</w:t>
       </w:r>
     </w:p>
     <w:p>
@@ -943,10 +1012,7 @@
         </w:numPr>
       </w:pPr>
       <w:r>
-        <w:rPr>
-          <w:rStyle w:val="VerbatimChar"/>
-        </w:rPr>
-        <w:t xml:space="preserve">thesis_hqnn2</w:t>
+        <w:t xml:space="preserve">25%</w:t>
       </w:r>
     </w:p>
     <w:p>
@@ -958,10 +1024,7 @@
         </w:numPr>
       </w:pPr>
       <w:r>
-        <w:rPr>
-          <w:rStyle w:val="VerbatimChar"/>
-        </w:rPr>
-        <w:t xml:space="preserve">classical_conv</w:t>
+        <w:t xml:space="preserve">50%</w:t>
       </w:r>
     </w:p>
     <w:p>
@@ -973,10 +1036,7 @@
         </w:numPr>
       </w:pPr>
       <w:r>
-        <w:rPr>
-          <w:rStyle w:val="VerbatimChar"/>
-        </w:rPr>
-        <w:t xml:space="preserve">non_trainable_quantum</w:t>
+        <w:t xml:space="preserve">100%</w:t>
       </w:r>
     </w:p>
     <w:p>
@@ -984,7 +1044,7 @@
         <w:pStyle w:val="FirstParagraph"/>
       </w:pPr>
       <w:r>
-        <w:t xml:space="preserve">Fractions:</w:t>
+        <w:t xml:space="preserve">Execution rule:</w:t>
       </w:r>
     </w:p>
     <w:p>
@@ -996,7 +1056,7 @@
         </w:numPr>
       </w:pPr>
       <w:r>
-        <w:t xml:space="preserve">10%</w:t>
+        <w:t xml:space="preserve">start with a pilot pass</w:t>
       </w:r>
     </w:p>
     <w:p>
@@ -1005,62 +1065,6 @@
         <w:numPr>
           <w:ilvl w:val="0"/>
           <w:numId w:val="1015"/>
-        </w:numPr>
-      </w:pPr>
-      <w:r>
-        <w:t xml:space="preserve">25%</w:t>
-      </w:r>
-    </w:p>
-    <w:p>
-      <w:pPr>
-        <w:pStyle w:val="Compact"/>
-        <w:numPr>
-          <w:ilvl w:val="0"/>
-          <w:numId w:val="1015"/>
-        </w:numPr>
-      </w:pPr>
-      <w:r>
-        <w:t xml:space="preserve">50%</w:t>
-      </w:r>
-    </w:p>
-    <w:p>
-      <w:pPr>
-        <w:pStyle w:val="Compact"/>
-        <w:numPr>
-          <w:ilvl w:val="0"/>
-          <w:numId w:val="1015"/>
-        </w:numPr>
-      </w:pPr>
-      <w:r>
-        <w:t xml:space="preserve">100%</w:t>
-      </w:r>
-    </w:p>
-    <w:p>
-      <w:pPr>
-        <w:pStyle w:val="FirstParagraph"/>
-      </w:pPr>
-      <w:r>
-        <w:t xml:space="preserve">Execution rule:</w:t>
-      </w:r>
-    </w:p>
-    <w:p>
-      <w:pPr>
-        <w:pStyle w:val="Compact"/>
-        <w:numPr>
-          <w:ilvl w:val="0"/>
-          <w:numId w:val="1016"/>
-        </w:numPr>
-      </w:pPr>
-      <w:r>
-        <w:t xml:space="preserve">start with a pilot pass</w:t>
-      </w:r>
-    </w:p>
-    <w:p>
-      <w:pPr>
-        <w:pStyle w:val="Compact"/>
-        <w:numPr>
-          <w:ilvl w:val="0"/>
-          <w:numId w:val="1016"/>
         </w:numPr>
       </w:pPr>
       <w:r>
@@ -1083,7 +1087,7 @@
         <w:pStyle w:val="Compact"/>
         <w:numPr>
           <w:ilvl w:val="0"/>
-          <w:numId w:val="1017"/>
+          <w:numId w:val="1016"/>
         </w:numPr>
       </w:pPr>
       <w:r>
@@ -1095,35 +1099,74 @@
         <w:pStyle w:val="Compact"/>
         <w:numPr>
           <w:ilvl w:val="0"/>
-          <w:numId w:val="1017"/>
-        </w:numPr>
-      </w:pPr>
-      <w:r>
-        <w:t xml:space="preserve">Spend Colab compute units first on the V7 confirmatory rerun.</w:t>
-      </w:r>
-    </w:p>
-    <w:p>
-      <w:pPr>
-        <w:pStyle w:val="Compact"/>
-        <w:numPr>
-          <w:ilvl w:val="0"/>
-          <w:numId w:val="1017"/>
-        </w:numPr>
-      </w:pPr>
-      <w:r>
-        <w:t xml:space="preserve">Do not spend Colab units on work already completed under the publication benchmark protocol.</w:t>
-      </w:r>
-    </w:p>
-    <w:p>
-      <w:pPr>
-        <w:pStyle w:val="Compact"/>
-        <w:numPr>
-          <w:ilvl w:val="0"/>
-          <w:numId w:val="1017"/>
-        </w:numPr>
-      </w:pPr>
-      <w:r>
-        <w:t xml:space="preserve">Delay broader extension work until the V7 rerun and manuscript synchronization are complete.</w:t>
+          <w:numId w:val="1016"/>
+        </w:numPr>
+      </w:pPr>
+      <w:r>
+        <w:t xml:space="preserve">The V7 confirmatory rerun is already complete; treat it as the last default Colab training spend unless new evidence justifies more.</w:t>
+      </w:r>
+    </w:p>
+    <w:p>
+      <w:pPr>
+        <w:pStyle w:val="Compact"/>
+        <w:numPr>
+          <w:ilvl w:val="0"/>
+          <w:numId w:val="1016"/>
+        </w:numPr>
+      </w:pPr>
+      <w:r>
+        <w:t xml:space="preserve">Current remaining budget is approximately</w:t>
+      </w:r>
+      <w:r>
+        <w:t xml:space="preserve"> </w:t>
+      </w:r>
+      <w:r>
+        <w:rPr>
+          <w:rStyle w:val="VerbatimChar"/>
+        </w:rPr>
+        <w:t xml:space="preserve">145</w:t>
+      </w:r>
+      <w:r>
+        <w:t xml:space="preserve"> </w:t>
+      </w:r>
+      <w:r>
+        <w:t xml:space="preserve">computing units.</w:t>
+      </w:r>
+    </w:p>
+    <w:p>
+      <w:pPr>
+        <w:pStyle w:val="Compact"/>
+        <w:numPr>
+          <w:ilvl w:val="0"/>
+          <w:numId w:val="1016"/>
+        </w:numPr>
+      </w:pPr>
+      <w:r>
+        <w:t xml:space="preserve">Do not spend additional Colab units on work already completed under the publication benchmark protocol.</w:t>
+      </w:r>
+    </w:p>
+    <w:p>
+      <w:pPr>
+        <w:pStyle w:val="Compact"/>
+        <w:numPr>
+          <w:ilvl w:val="0"/>
+          <w:numId w:val="1016"/>
+        </w:numPr>
+      </w:pPr>
+      <w:r>
+        <w:t xml:space="preserve">Prefer zero-CU work now: artifact sync, reconciliation, manuscript tightening, and submission package cleanup.</w:t>
+      </w:r>
+    </w:p>
+    <w:p>
+      <w:pPr>
+        <w:pStyle w:val="Compact"/>
+        <w:numPr>
+          <w:ilvl w:val="0"/>
+          <w:numId w:val="1016"/>
+        </w:numPr>
+      </w:pPr>
+      <w:r>
+        <w:t xml:space="preserve">Delay broader extension work until the rerun artifacts are synced and the manuscript is updated.</w:t>
       </w:r>
     </w:p>
     <w:bookmarkEnd w:id="17"/>
@@ -1149,11 +1192,70 @@
         <w:pStyle w:val="Compact"/>
         <w:numPr>
           <w:ilvl w:val="0"/>
+          <w:numId w:val="1017"/>
+        </w:numPr>
+      </w:pPr>
+      <w:r>
+        <w:t xml:space="preserve">the fresh V7 rerun remains clearly below the strongest classical anchors, and</w:t>
+      </w:r>
+    </w:p>
+    <w:p>
+      <w:pPr>
+        <w:pStyle w:val="Compact"/>
+        <w:numPr>
+          <w:ilvl w:val="0"/>
+          <w:numId w:val="1017"/>
+        </w:numPr>
+      </w:pPr>
+      <w:r>
+        <w:t xml:space="preserve">the paper contribution is already defensible as a benchmark + engineering paper without more V7 seeds</w:t>
+      </w:r>
+    </w:p>
+    <w:p>
+      <w:pPr>
+        <w:pStyle w:val="Compact"/>
+        <w:numPr>
+          <w:ilvl w:val="0"/>
+          <w:numId w:val="1017"/>
+        </w:numPr>
+      </w:pPr>
+      <w:r>
+        <w:t xml:space="preserve">or the expected information gain does not justify spending the remaining</w:t>
+      </w:r>
+      <w:r>
+        <w:t xml:space="preserve"> </w:t>
+      </w:r>
+      <w:r>
+        <w:rPr>
+          <w:rStyle w:val="VerbatimChar"/>
+        </w:rPr>
+        <w:t xml:space="preserve">145</w:t>
+      </w:r>
+      <w:r>
+        <w:t xml:space="preserve"> </w:t>
+      </w:r>
+      <w:r>
+        <w:t xml:space="preserve">CU budget</w:t>
+      </w:r>
+    </w:p>
+    <w:p>
+      <w:pPr>
+        <w:pStyle w:val="FirstParagraph"/>
+      </w:pPr>
+      <w:r>
+        <w:t xml:space="preserve">Stop expanding the publication benchmark if:</w:t>
+      </w:r>
+    </w:p>
+    <w:p>
+      <w:pPr>
+        <w:pStyle w:val="Compact"/>
+        <w:numPr>
+          <w:ilvl w:val="0"/>
           <w:numId w:val="1018"/>
         </w:numPr>
       </w:pPr>
       <w:r>
-        <w:t xml:space="preserve">the fresh V7 rerun remains clearly below the strongest classical anchors, and</w:t>
+        <w:t xml:space="preserve">the next added baseline does not materially change reviewer resilience, or</w:t>
       </w:r>
     </w:p>
     <w:p>
@@ -1162,38 +1264,6 @@
         <w:numPr>
           <w:ilvl w:val="0"/>
           <w:numId w:val="1018"/>
-        </w:numPr>
-      </w:pPr>
-      <w:r>
-        <w:t xml:space="preserve">the paper contribution is already defensible as a benchmark + engineering paper without more V7 seeds</w:t>
-      </w:r>
-    </w:p>
-    <w:p>
-      <w:pPr>
-        <w:pStyle w:val="FirstParagraph"/>
-      </w:pPr>
-      <w:r>
-        <w:t xml:space="preserve">Stop expanding the publication benchmark if:</w:t>
-      </w:r>
-    </w:p>
-    <w:p>
-      <w:pPr>
-        <w:pStyle w:val="Compact"/>
-        <w:numPr>
-          <w:ilvl w:val="0"/>
-          <w:numId w:val="1019"/>
-        </w:numPr>
-      </w:pPr>
-      <w:r>
-        <w:t xml:space="preserve">the next added baseline does not materially change reviewer resilience, or</w:t>
-      </w:r>
-    </w:p>
-    <w:p>
-      <w:pPr>
-        <w:pStyle w:val="Compact"/>
-        <w:numPr>
-          <w:ilvl w:val="0"/>
-          <w:numId w:val="1019"/>
         </w:numPr>
       </w:pPr>
       <w:r>
@@ -1223,7 +1293,7 @@
         <w:pStyle w:val="Compact"/>
         <w:numPr>
           <w:ilvl w:val="0"/>
-          <w:numId w:val="1020"/>
+          <w:numId w:val="1019"/>
         </w:numPr>
       </w:pPr>
       <w:r>
@@ -1244,7 +1314,7 @@
         <w:pStyle w:val="Compact"/>
         <w:numPr>
           <w:ilvl w:val="0"/>
-          <w:numId w:val="1020"/>
+          <w:numId w:val="1019"/>
         </w:numPr>
       </w:pPr>
       <w:r>
@@ -1265,7 +1335,7 @@
         <w:pStyle w:val="Compact"/>
         <w:numPr>
           <w:ilvl w:val="0"/>
-          <w:numId w:val="1020"/>
+          <w:numId w:val="1019"/>
         </w:numPr>
       </w:pPr>
       <w:r>
@@ -1663,9 +1733,6 @@
     <w:abstractNumId w:val="991"/>
   </w:num>
   <w:num w:numId="1012">
-    <w:abstractNumId w:val="991"/>
-  </w:num>
-  <w:num w:numId="1013">
     <w:abstractNumId w:val="99411"/>
     <w:lvlOverride w:ilvl="0">
       <w:startOverride w:val="1"/>
@@ -1695,6 +1762,9 @@
       <w:startOverride w:val="1"/>
     </w:lvlOverride>
   </w:num>
+  <w:num w:numId="1013">
+    <w:abstractNumId w:val="991"/>
+  </w:num>
   <w:num w:numId="1014">
     <w:abstractNumId w:val="991"/>
   </w:num>
@@ -1711,9 +1781,6 @@
     <w:abstractNumId w:val="991"/>
   </w:num>
   <w:num w:numId="1019">
-    <w:abstractNumId w:val="991"/>
-  </w:num>
-  <w:num w:numId="1020">
     <w:abstractNumId w:val="991"/>
   </w:num>
 </w:numbering>

--- a/docs/NEXT_PHASE_MASTER_PLAN_2026-04-05.docx
+++ b/docs/NEXT_PHASE_MASTER_PLAN_2026-04-05.docx
@@ -42,13 +42,13 @@
         <w:pStyle w:val="BlockText"/>
       </w:pPr>
       <w:r>
-        <w:t xml:space="preserve">Update, April 7, 2026:</w:t>
-      </w:r>
-      <w:r>
-        <w:t xml:space="preserve"> </w:t>
-      </w:r>
-      <w:r>
-        <w:t xml:space="preserve">The fresh Colab V7 confirmatory rerun has now been completed successfully at</w:t>
+        <w:t xml:space="preserve">Update, April 23, 2026:</w:t>
+      </w:r>
+      <w:r>
+        <w:t xml:space="preserve"> </w:t>
+      </w:r>
+      <w:r>
+        <w:t xml:space="preserve">The fresh Colab V7 confirmatory rerun remains complete at</w:t>
       </w:r>
       <w:r>
         <w:t xml:space="preserve"> </w:t>
@@ -84,6 +84,42 @@
         <w:t xml:space="preserve"> </w:t>
       </w:r>
       <w:r>
+        <w:t xml:space="preserve">The stronger modern classical baseline</w:t>
+      </w:r>
+      <w:r>
+        <w:t xml:space="preserve"> </w:t>
+      </w:r>
+      <w:r>
+        <w:rPr>
+          <w:rStyle w:val="VerbatimChar"/>
+        </w:rPr>
+        <w:t xml:space="preserve">resnet18_cifar_gray</w:t>
+      </w:r>
+      <w:r>
+        <w:t xml:space="preserve"> </w:t>
+      </w:r>
+      <w:r>
+        <w:t xml:space="preserve">has now completed three local seeds at</w:t>
+      </w:r>
+      <w:r>
+        <w:t xml:space="preserve"> </w:t>
+      </w:r>
+      <w:r>
+        <w:rPr>
+          <w:rStyle w:val="VerbatimChar"/>
+        </w:rPr>
+        <w:t xml:space="preserve">88.13 ± 0.82%</w:t>
+      </w:r>
+      <w:r>
+        <w:t xml:space="preserve"> </w:t>
+      </w:r>
+      <w:r>
+        <w:t xml:space="preserve">test accuracy.</w:t>
+      </w:r>
+      <w:r>
+        <w:t xml:space="preserve"> </w:t>
+      </w:r>
+      <w:r>
         <w:t xml:space="preserve">Remaining Colab budget is approximately</w:t>
       </w:r>
       <w:r>
@@ -93,7 +129,7 @@
         <w:rPr>
           <w:rStyle w:val="VerbatimChar"/>
         </w:rPr>
-        <w:t xml:space="preserve">145</w:t>
+        <w:t xml:space="preserve">245</w:t>
       </w:r>
       <w:r>
         <w:t xml:space="preserve"> </w:t>
@@ -105,7 +141,7 @@
         <w:t xml:space="preserve"> </w:t>
       </w:r>
       <w:r>
-        <w:t xml:space="preserve">Default policy is now low-compute mode: do not start another Colab training run unless it changes the paper decision boundary.</w:t>
+        <w:t xml:space="preserve">Default policy is still conservative: do not start another Colab training run unless it changes the paper decision boundary.</w:t>
       </w:r>
     </w:p>
     <w:bookmarkStart w:id="9" w:name="Xa3a2c5c736773e48aed54337d6ce1658f780493"/>
@@ -137,7 +173,36 @@
           <w:b/>
           <w:bCs/>
         </w:rPr>
-        <w:t xml:space="preserve">Sync the remaining fresh V7 rerun artifacts from Drive/Colab into the local repo</w:t>
+        <w:t xml:space="preserve">Reconcile the completed</w:t>
+      </w:r>
+      <w:r>
+        <w:rPr>
+          <w:b/>
+          <w:bCs/>
+        </w:rPr>
+        <w:t xml:space="preserve"> </w:t>
+      </w:r>
+      <w:r>
+        <w:rPr>
+          <w:rStyle w:val="VerbatimChar"/>
+          <w:b/>
+          <w:bCs/>
+        </w:rPr>
+        <w:t xml:space="preserve">resnet18_cifar_gray</w:t>
+      </w:r>
+      <w:r>
+        <w:rPr>
+          <w:b/>
+          <w:bCs/>
+        </w:rPr>
+        <w:t xml:space="preserve"> </w:t>
+      </w:r>
+      <w:r>
+        <w:rPr>
+          <w:b/>
+          <w:bCs/>
+        </w:rPr>
+        <w:t xml:space="preserve">three-seed result into all benchmark-facing documents</w:t>
       </w:r>
     </w:p>
     <w:p>
@@ -149,22 +214,7 @@
         </w:numPr>
       </w:pPr>
       <w:r>
-        <w:t xml:space="preserve">Goal: complete the artifact picture by recovering the remote</w:t>
-      </w:r>
-      <w:r>
-        <w:t xml:space="preserve"> </w:t>
-      </w:r>
-      <w:r>
-        <w:rPr>
-          <w:rStyle w:val="VerbatimChar"/>
-        </w:rPr>
-        <w:t xml:space="preserve">experiments/v7_*</w:t>
-      </w:r>
-      <w:r>
-        <w:t xml:space="preserve"> </w:t>
-      </w:r>
-      <w:r>
-        <w:t xml:space="preserve">folder, since the Drive-backed checkpoint files are now already synced locally.</w:t>
+        <w:t xml:space="preserve">Goal: keep the new modern classical upper bound separated from thesis-faithful and matched-budget families while making the reviewer-proof benchmark picture explicit.</w:t>
       </w:r>
     </w:p>
     <w:p>
@@ -203,7 +253,7 @@
           <w:b/>
           <w:bCs/>
         </w:rPr>
-        <w:t xml:space="preserve">Reconcile the synced artifacts against the local benchmark tables</w:t>
+        <w:t xml:space="preserve">Finish the remaining V7 artifact sync and reconciliation</w:t>
       </w:r>
     </w:p>
     <w:p>
@@ -266,7 +316,22 @@
         <w:t xml:space="preserve"> </w:t>
       </w:r>
       <w:r>
-        <w:t xml:space="preserve">aligned.</w:t>
+        <w:t xml:space="preserve">aligned, and recover the remote</w:t>
+      </w:r>
+      <w:r>
+        <w:t xml:space="preserve"> </w:t>
+      </w:r>
+      <w:r>
+        <w:rPr>
+          <w:rStyle w:val="VerbatimChar"/>
+        </w:rPr>
+        <w:t xml:space="preserve">experiments/v7_*</w:t>
+      </w:r>
+      <w:r>
+        <w:t xml:space="preserve"> </w:t>
+      </w:r>
+      <w:r>
+        <w:t xml:space="preserve">folder if it is still accessible.</w:t>
       </w:r>
     </w:p>
     <w:p>
@@ -744,7 +809,7 @@
           <w:b/>
           <w:bCs/>
         </w:rPr>
-        <w:t xml:space="preserve">Optional stronger compact classical baseline</w:t>
+        <w:t xml:space="preserve">Optional next empirical extension</w:t>
       </w:r>
     </w:p>
     <w:p>
@@ -756,16 +821,7 @@
         </w:numPr>
       </w:pPr>
       <w:r>
-        <w:t xml:space="preserve">Candidate:</w:t>
-      </w:r>
-      <w:r>
-        <w:t xml:space="preserve"> </w:t>
-      </w:r>
-      <w:r>
-        <w:rPr>
-          <w:rStyle w:val="VerbatimChar"/>
-        </w:rPr>
-        <w:t xml:space="preserve">resnet18_cifar_gray</w:t>
+        <w:t xml:space="preserve">Candidate: a low-data shortlist pilot before any second dataset or extra V7 seed</w:t>
       </w:r>
     </w:p>
     <w:p>
@@ -777,7 +833,7 @@
         </w:numPr>
       </w:pPr>
       <w:r>
-        <w:t xml:space="preserve">Platform: M4 first if feasible, Colab only if absolutely necessary</w:t>
+        <w:t xml:space="preserve">Platform: M4 first, Colab only if absolutely necessary</w:t>
       </w:r>
     </w:p>
     <w:p>
@@ -810,7 +866,7 @@
         <w:rPr>
           <w:rStyle w:val="VerbatimChar"/>
         </w:rPr>
-        <w:t xml:space="preserve">145</w:t>
+        <w:t xml:space="preserve">245</w:t>
       </w:r>
       <w:r>
         <w:t xml:space="preserve"> </w:t>
@@ -1124,7 +1180,7 @@
         <w:rPr>
           <w:rStyle w:val="VerbatimChar"/>
         </w:rPr>
-        <w:t xml:space="preserve">145</w:t>
+        <w:t xml:space="preserve">245</w:t>
       </w:r>
       <w:r>
         <w:t xml:space="preserve"> </w:t>
@@ -1229,7 +1285,7 @@
         <w:rPr>
           <w:rStyle w:val="VerbatimChar"/>
         </w:rPr>
-        <w:t xml:space="preserve">145</w:t>
+        <w:t xml:space="preserve">245</w:t>
       </w:r>
       <w:r>
         <w:t xml:space="preserve"> </w:t>
@@ -1328,6 +1384,27 @@
           <w:rStyle w:val="VerbatimChar"/>
         </w:rPr>
         <w:t xml:space="preserve">classical_conv</w:t>
+      </w:r>
+    </w:p>
+    <w:p>
+      <w:pPr>
+        <w:pStyle w:val="Compact"/>
+        <w:numPr>
+          <w:ilvl w:val="0"/>
+          <w:numId w:val="1019"/>
+        </w:numPr>
+      </w:pPr>
+      <w:r>
+        <w:t xml:space="preserve">strongest modern classical upper bound:</w:t>
+      </w:r>
+      <w:r>
+        <w:t xml:space="preserve"> </w:t>
+      </w:r>
+      <w:r>
+        <w:rPr>
+          <w:rStyle w:val="VerbatimChar"/>
+        </w:rPr>
+        <w:t xml:space="preserve">resnet18_cifar_gray</w:t>
       </w:r>
     </w:p>
     <w:p>

--- a/docs/NEXT_PHASE_MASTER_PLAN_2026-04-05.docx
+++ b/docs/NEXT_PHASE_MASTER_PLAN_2026-04-05.docx
@@ -28,181 +28,599 @@
       <w:r>
         <w:t xml:space="preserve">April 5, 2026</w:t>
       </w:r>
-    </w:p>
-    <w:p>
-      <w:pPr>
-        <w:pStyle w:val="BodyText"/>
-      </w:pPr>
-      <w:r>
-        <w:t xml:space="preserve">This document is the post-upgrade master plan for the study. It assumes the current benchmark truth remains unchanged and uses the upgraded Codex layer to reduce ambiguity in the next research phase.</w:t>
-      </w:r>
-    </w:p>
-    <w:p>
-      <w:pPr>
-        <w:pStyle w:val="BlockText"/>
-      </w:pPr>
-      <w:r>
-        <w:t xml:space="preserve">Update, April 23, 2026:</w:t>
-      </w:r>
-      <w:r>
-        <w:t xml:space="preserve"> </w:t>
-      </w:r>
-      <w:r>
-        <w:t xml:space="preserve">The fresh Colab V7 confirmatory rerun remains complete at</w:t>
-      </w:r>
-      <w:r>
-        <w:t xml:space="preserve"> </w:t>
-      </w:r>
-      <w:r>
-        <w:rPr>
-          <w:rStyle w:val="VerbatimChar"/>
-        </w:rPr>
-        <w:t xml:space="preserve">72.89%</w:t>
-      </w:r>
-      <w:r>
-        <w:t xml:space="preserve"> </w:t>
-      </w:r>
-      <w:r>
-        <w:t xml:space="preserve">best validation and</w:t>
-      </w:r>
-      <w:r>
-        <w:t xml:space="preserve"> </w:t>
-      </w:r>
-      <w:r>
-        <w:rPr>
-          <w:rStyle w:val="VerbatimChar"/>
-        </w:rPr>
-        <w:t xml:space="preserve">72.53%</w:t>
-      </w:r>
-      <w:r>
-        <w:t xml:space="preserve"> </w:t>
-      </w:r>
-      <w:r>
-        <w:t xml:space="preserve">test accuracy.</w:t>
-      </w:r>
-      <w:r>
-        <w:t xml:space="preserve"> </w:t>
-      </w:r>
-      <w:r>
-        <w:t xml:space="preserve">The stronger modern classical baseline</w:t>
-      </w:r>
-      <w:r>
-        <w:t xml:space="preserve"> </w:t>
-      </w:r>
-      <w:r>
-        <w:rPr>
-          <w:rStyle w:val="VerbatimChar"/>
-        </w:rPr>
-        <w:t xml:space="preserve">resnet18_cifar_gray</w:t>
-      </w:r>
-      <w:r>
-        <w:t xml:space="preserve"> </w:t>
-      </w:r>
-      <w:r>
-        <w:t xml:space="preserve">has now completed three local seeds at</w:t>
-      </w:r>
-      <w:r>
-        <w:t xml:space="preserve"> </w:t>
-      </w:r>
-      <w:r>
-        <w:rPr>
-          <w:rStyle w:val="VerbatimChar"/>
-        </w:rPr>
-        <w:t xml:space="preserve">88.13 ± 0.82%</w:t>
-      </w:r>
-      <w:r>
-        <w:t xml:space="preserve"> </w:t>
-      </w:r>
-      <w:r>
-        <w:t xml:space="preserve">test accuracy.</w:t>
-      </w:r>
-      <w:r>
-        <w:t xml:space="preserve"> </w:t>
-      </w:r>
-      <w:r>
-        <w:t xml:space="preserve">Remaining Colab budget is approximately</w:t>
-      </w:r>
-      <w:r>
-        <w:t xml:space="preserve"> </w:t>
-      </w:r>
-      <w:r>
-        <w:rPr>
-          <w:rStyle w:val="VerbatimChar"/>
-        </w:rPr>
-        <w:t xml:space="preserve">245</w:t>
-      </w:r>
-      <w:r>
-        <w:t xml:space="preserve"> </w:t>
-      </w:r>
-      <w:r>
-        <w:t xml:space="preserve">computing units.</w:t>
-      </w:r>
-      <w:r>
-        <w:t xml:space="preserve"> </w:t>
-      </w:r>
-      <w:r>
-        <w:t xml:space="preserve">Default policy is still conservative: do not start another Colab training run unless it changes the paper decision boundary.</w:t>
-      </w:r>
-    </w:p>
-    <w:bookmarkStart w:id="9" w:name="Xa3a2c5c736773e48aed54337d6ce1658f780493"/>
-    <w:p>
-      <w:pPr>
-        <w:pStyle w:val="Heading2"/>
-      </w:pPr>
-      <w:r>
-        <w:t xml:space="preserve">1. Immediate Operating Sequence</w:t>
-      </w:r>
-    </w:p>
-    <w:p>
-      <w:pPr>
-        <w:pStyle w:val="FirstParagraph"/>
-      </w:pPr>
-      <w:r>
-        <w:t xml:space="preserve">These are the next exact actions, in order:</w:t>
-      </w:r>
-    </w:p>
-    <w:p>
-      <w:pPr>
-        <w:numPr>
-          <w:ilvl w:val="0"/>
-          <w:numId w:val="1001"/>
-        </w:numPr>
-      </w:pPr>
+      <w:r>
+        <w:t xml:space="preserve"> </w:t>
+      </w:r>
       <w:r>
         <w:rPr>
           <w:b/>
           <w:bCs/>
         </w:rPr>
-        <w:t xml:space="preserve">Reconcile the completed</w:t>
-      </w:r>
+        <w:t xml:space="preserve">Last updated:</w:t>
+      </w:r>
+      <w:r>
+        <w:t xml:space="preserve"> </w:t>
+      </w:r>
+      <w:r>
+        <w:t xml:space="preserve">May 16, 2026</w:t>
+      </w:r>
+    </w:p>
+    <w:p>
+      <w:pPr>
+        <w:pStyle w:val="BodyText"/>
+      </w:pPr>
+      <w:r>
+        <w:t xml:space="preserve">This document is the post-upgrade master plan for the study. It assumes the current benchmark truth remains unchanged and uses the upgraded Codex layer to reduce ambiguity in the next research phase.</w:t>
+      </w:r>
+    </w:p>
+    <w:p>
+      <w:pPr>
+        <w:pStyle w:val="BlockText"/>
+      </w:pPr>
+      <w:r>
+        <w:t xml:space="preserve">Update, April 30, 2026:</w:t>
+      </w:r>
+      <w:r>
+        <w:t xml:space="preserve"> </w:t>
+      </w:r>
+      <w:r>
+        <w:t xml:space="preserve">The April 6 resumed Colab V7 rerun remains complete at</w:t>
+      </w:r>
+      <w:r>
+        <w:t xml:space="preserve"> </w:t>
+      </w:r>
+      <w:r>
+        <w:rPr>
+          <w:rStyle w:val="VerbatimChar"/>
+        </w:rPr>
+        <w:t xml:space="preserve">72.89%</w:t>
+      </w:r>
+      <w:r>
+        <w:t xml:space="preserve"> </w:t>
+      </w:r>
+      <w:r>
+        <w:t xml:space="preserve">best validation and</w:t>
+      </w:r>
+      <w:r>
+        <w:t xml:space="preserve"> </w:t>
+      </w:r>
+      <w:r>
+        <w:rPr>
+          <w:rStyle w:val="VerbatimChar"/>
+        </w:rPr>
+        <w:t xml:space="preserve">72.53%</w:t>
+      </w:r>
+      <w:r>
+        <w:t xml:space="preserve"> </w:t>
+      </w:r>
+      <w:r>
+        <w:t xml:space="preserve">test accuracy.</w:t>
+      </w:r>
+      <w:r>
+        <w:t xml:space="preserve"> </w:t>
+      </w:r>
+      <w:r>
+        <w:t xml:space="preserve">The April 27 clean non-resumed Colab V7 rerun reached</w:t>
+      </w:r>
+      <w:r>
+        <w:t xml:space="preserve"> </w:t>
+      </w:r>
+      <w:r>
+        <w:rPr>
+          <w:rStyle w:val="VerbatimChar"/>
+        </w:rPr>
+        <w:t xml:space="preserve">69.97%</w:t>
+      </w:r>
+      <w:r>
+        <w:t xml:space="preserve"> </w:t>
+      </w:r>
+      <w:r>
+        <w:t xml:space="preserve">best validation and</w:t>
+      </w:r>
+      <w:r>
+        <w:t xml:space="preserve"> </w:t>
+      </w:r>
+      <w:r>
+        <w:rPr>
+          <w:rStyle w:val="VerbatimChar"/>
+        </w:rPr>
+        <w:t xml:space="preserve">65.88%</w:t>
+      </w:r>
+      <w:r>
+        <w:t xml:space="preserve"> </w:t>
+      </w:r>
+      <w:r>
+        <w:t xml:space="preserve">test; its JSON row is reconstructed from captured notebook output because the runtime disconnected before the artifact-copy cell copied JSON to Drive.</w:t>
+      </w:r>
+      <w:r>
+        <w:t xml:space="preserve"> </w:t>
+      </w:r>
+      <w:r>
+        <w:t xml:space="preserve">The stronger modern classical baseline</w:t>
+      </w:r>
+      <w:r>
+        <w:t xml:space="preserve"> </w:t>
+      </w:r>
+      <w:r>
+        <w:rPr>
+          <w:rStyle w:val="VerbatimChar"/>
+        </w:rPr>
+        <w:t xml:space="preserve">resnet18_cifar_gray</w:t>
+      </w:r>
+      <w:r>
+        <w:t xml:space="preserve"> </w:t>
+      </w:r>
+      <w:r>
+        <w:t xml:space="preserve">has now completed three local seeds at</w:t>
+      </w:r>
+      <w:r>
+        <w:t xml:space="preserve"> </w:t>
+      </w:r>
+      <w:r>
+        <w:rPr>
+          <w:rStyle w:val="VerbatimChar"/>
+        </w:rPr>
+        <w:t xml:space="preserve">88.13 ± 0.82%</w:t>
+      </w:r>
+      <w:r>
+        <w:t xml:space="preserve"> </w:t>
+      </w:r>
+      <w:r>
+        <w:t xml:space="preserve">test accuracy.</w:t>
+      </w:r>
+      <w:r>
+        <w:t xml:space="preserve"> </w:t>
+      </w:r>
+      <w:r>
+        <w:t xml:space="preserve">The user-reported pre-low-data Colab budget was approximately</w:t>
+      </w:r>
+      <w:r>
+        <w:t xml:space="preserve"> </w:t>
+      </w:r>
+      <w:r>
+        <w:rPr>
+          <w:rStyle w:val="VerbatimChar"/>
+        </w:rPr>
+        <w:t xml:space="preserve">245</w:t>
+      </w:r>
+      <w:r>
+        <w:t xml:space="preserve"> </w:t>
+      </w:r>
+      <w:r>
+        <w:t xml:space="preserve">computing units; the current post-confirmation balance has not been remeasured in this repo.</w:t>
+      </w:r>
+      <w:r>
+        <w:t xml:space="preserve"> </w:t>
+      </w:r>
+      <w:r>
+        <w:t xml:space="preserve">Default policy is still conservative for V7 reruns, but spending surplus Colab units can be justified if the experiment is paper-impactful before the next renewal cap.</w:t>
+      </w:r>
+    </w:p>
+    <w:p>
+      <w:pPr>
+        <w:pStyle w:val="BlockText"/>
+      </w:pPr>
+      <w:r>
+        <w:t xml:space="preserve">Update, May 16, 2026:</w:t>
+      </w:r>
+      <w:r>
+        <w:t xml:space="preserve"> </w:t>
+      </w:r>
+      <w:r>
+        <w:t xml:space="preserve">The low-data scaling confirmation is complete for the current-local pair across seeds</w:t>
+      </w:r>
+      <w:r>
+        <w:t xml:space="preserve"> </w:t>
+      </w:r>
+      <w:r>
+        <w:rPr>
+          <w:rStyle w:val="VerbatimChar"/>
+        </w:rPr>
+        <w:t xml:space="preserve">42</w:t>
+      </w:r>
+      <w:r>
+        <w:t xml:space="preserve">,</w:t>
+      </w:r>
+      <w:r>
+        <w:t xml:space="preserve"> </w:t>
+      </w:r>
+      <w:r>
+        <w:rPr>
+          <w:rStyle w:val="VerbatimChar"/>
+        </w:rPr>
+        <w:t xml:space="preserve">43</w:t>
+      </w:r>
+      <w:r>
+        <w:t xml:space="preserve">, and</w:t>
+      </w:r>
+      <w:r>
+        <w:t xml:space="preserve"> </w:t>
+      </w:r>
+      <w:r>
+        <w:rPr>
+          <w:rStyle w:val="VerbatimChar"/>
+        </w:rPr>
+        <w:t xml:space="preserve">44</w:t>
+      </w:r>
+      <w:r>
+        <w:t xml:space="preserve">.</w:t>
+      </w:r>
+      <w:r>
+        <w:t xml:space="preserve"> </w:t>
+      </w:r>
+      <w:r>
+        <w:rPr>
+          <w:rStyle w:val="VerbatimChar"/>
+        </w:rPr>
+        <w:t xml:space="preserve">non_trainable_quantum</w:t>
+      </w:r>
+      <w:r>
+        <w:t xml:space="preserve"> </w:t>
+      </w:r>
+      <w:r>
+        <w:t xml:space="preserve">exceeded</w:t>
+      </w:r>
+      <w:r>
+        <w:t xml:space="preserve"> </w:t>
+      </w:r>
+      <w:r>
+        <w:rPr>
+          <w:rStyle w:val="VerbatimChar"/>
+        </w:rPr>
+        <w:t xml:space="preserve">classical_conv</w:t>
+      </w:r>
+      <w:r>
+        <w:t xml:space="preserve"> </w:t>
+      </w:r>
+      <w:r>
+        <w:t xml:space="preserve">at every measured fraction (</w:t>
+      </w:r>
+      <w:r>
+        <w:rPr>
+          <w:rStyle w:val="VerbatimChar"/>
+        </w:rPr>
+        <w:t xml:space="preserve">10%</w:t>
+      </w:r>
+      <w:r>
+        <w:t xml:space="preserve">,</w:t>
+      </w:r>
+      <w:r>
+        <w:t xml:space="preserve"> </w:t>
+      </w:r>
+      <w:r>
+        <w:rPr>
+          <w:rStyle w:val="VerbatimChar"/>
+        </w:rPr>
+        <w:t xml:space="preserve">25%</w:t>
+      </w:r>
+      <w:r>
+        <w:t xml:space="preserve">,</w:t>
+      </w:r>
+      <w:r>
+        <w:t xml:space="preserve"> </w:t>
+      </w:r>
+      <w:r>
+        <w:rPr>
+          <w:rStyle w:val="VerbatimChar"/>
+        </w:rPr>
+        <w:t xml:space="preserve">50%</w:t>
+      </w:r>
+      <w:r>
+        <w:t xml:space="preserve">, and</w:t>
+      </w:r>
+      <w:r>
+        <w:t xml:space="preserve"> </w:t>
+      </w:r>
+      <w:r>
+        <w:rPr>
+          <w:rStyle w:val="VerbatimChar"/>
+        </w:rPr>
+        <w:t xml:space="preserve">100%</w:t>
+      </w:r>
+      <w:r>
+        <w:t xml:space="preserve">), with the strongest low-data margins at</w:t>
+      </w:r>
+      <w:r>
+        <w:t xml:space="preserve"> </w:t>
+      </w:r>
+      <w:r>
+        <w:rPr>
+          <w:rStyle w:val="VerbatimChar"/>
+        </w:rPr>
+        <w:t xml:space="preserve">25%</w:t>
+      </w:r>
+      <w:r>
+        <w:t xml:space="preserve"> </w:t>
+      </w:r>
+      <w:r>
+        <w:t xml:space="preserve">and</w:t>
+      </w:r>
+      <w:r>
+        <w:t xml:space="preserve"> </w:t>
+      </w:r>
+      <w:r>
+        <w:rPr>
+          <w:rStyle w:val="VerbatimChar"/>
+        </w:rPr>
+        <w:t xml:space="preserve">10%</w:t>
+      </w:r>
+      <w:r>
+        <w:t xml:space="preserve">.</w:t>
+      </w:r>
+      <w:r>
+        <w:t xml:space="preserve"> </w:t>
+      </w:r>
+      <w:r>
+        <w:t xml:space="preserve">The thesis-faithful low-data check remains a seed-42 pilot and is still classical-favored:</w:t>
+      </w:r>
+      <w:r>
+        <w:t xml:space="preserve"> </w:t>
+      </w:r>
+      <w:r>
+        <w:rPr>
+          <w:rStyle w:val="VerbatimChar"/>
+        </w:rPr>
+        <w:t xml:space="preserve">thesis_cnniiii</w:t>
+      </w:r>
+      <w:r>
+        <w:t xml:space="preserve"> </w:t>
+      </w:r>
+      <w:r>
+        <w:t xml:space="preserve">stays ahead of</w:t>
+      </w:r>
+      <w:r>
+        <w:t xml:space="preserve"> </w:t>
+      </w:r>
+      <w:r>
+        <w:rPr>
+          <w:rStyle w:val="VerbatimChar"/>
+        </w:rPr>
+        <w:t xml:space="preserve">thesis_hqnn2</w:t>
+      </w:r>
+      <w:r>
+        <w:t xml:space="preserve">.</w:t>
+      </w:r>
+      <w:r>
+        <w:t xml:space="preserve"> </w:t>
+      </w:r>
+      <w:r>
+        <w:t xml:space="preserve">Treat this as a narrow current-local low-data competitiveness signal, not a general quantum advantage claim.</w:t>
+      </w:r>
+    </w:p>
+    <w:bookmarkStart w:id="9" w:name="Xa3a2c5c736773e48aed54337d6ce1658f780493"/>
+    <w:p>
+      <w:pPr>
+        <w:pStyle w:val="Heading2"/>
+      </w:pPr>
+      <w:r>
+        <w:t xml:space="preserve">1. Immediate Operating Sequence</w:t>
+      </w:r>
+    </w:p>
+    <w:p>
+      <w:pPr>
+        <w:pStyle w:val="FirstParagraph"/>
+      </w:pPr>
+      <w:r>
+        <w:t xml:space="preserve">These are the next exact actions, in order:</w:t>
+      </w:r>
+    </w:p>
+    <w:p>
+      <w:pPr>
+        <w:numPr>
+          <w:ilvl w:val="0"/>
+          <w:numId w:val="1001"/>
+        </w:numPr>
+      </w:pPr>
       <w:r>
         <w:rPr>
           <w:b/>
           <w:bCs/>
         </w:rPr>
-        <w:t xml:space="preserve"> </w:t>
-      </w:r>
-      <w:r>
-        <w:rPr>
-          <w:rStyle w:val="VerbatimChar"/>
+        <w:t xml:space="preserve">Finish submission-facing document synchronization</w:t>
+      </w:r>
+    </w:p>
+    <w:p>
+      <w:pPr>
+        <w:pStyle w:val="Compact"/>
+        <w:numPr>
+          <w:ilvl w:val="1"/>
+          <w:numId w:val="1002"/>
+        </w:numPr>
+      </w:pPr>
+      <w:r>
+        <w:t xml:space="preserve">Goal: keep</w:t>
+      </w:r>
+      <w:r>
+        <w:t xml:space="preserve"> </w:t>
+      </w:r>
+      <w:r>
+        <w:rPr>
+          <w:rStyle w:val="VerbatimChar"/>
+        </w:rPr>
+        <w:t xml:space="preserve">paper/draft.md</w:t>
+      </w:r>
+      <w:r>
+        <w:t xml:space="preserve">,</w:t>
+      </w:r>
+      <w:r>
+        <w:t xml:space="preserve"> </w:t>
+      </w:r>
+      <w:r>
+        <w:rPr>
+          <w:rStyle w:val="VerbatimChar"/>
+        </w:rPr>
+        <w:t xml:space="preserve">.docx</w:t>
+      </w:r>
+      <w:r>
+        <w:t xml:space="preserve"> </w:t>
+      </w:r>
+      <w:r>
+        <w:t xml:space="preserve">exports,</w:t>
+      </w:r>
+      <w:r>
+        <w:t xml:space="preserve"> </w:t>
+      </w:r>
+      <w:r>
+        <w:rPr>
+          <w:rStyle w:val="VerbatimChar"/>
+        </w:rPr>
+        <w:t xml:space="preserve">docs/SUBMISSION_BENCHMARK_2026-03-25.md</w:t>
+      </w:r>
+      <w:r>
+        <w:t xml:space="preserve">,</w:t>
+      </w:r>
+      <w:r>
+        <w:t xml:space="preserve"> </w:t>
+      </w:r>
+      <w:r>
+        <w:rPr>
+          <w:rStyle w:val="VerbatimChar"/>
+        </w:rPr>
+        <w:t xml:space="preserve">docs/PUBLICATION_STRATEGY_2026-03-22.md</w:t>
+      </w:r>
+      <w:r>
+        <w:t xml:space="preserve">, and this roadmap aligned with the May 2026 low-data result.</w:t>
+      </w:r>
+    </w:p>
+    <w:p>
+      <w:pPr>
+        <w:pStyle w:val="Compact"/>
+        <w:numPr>
+          <w:ilvl w:val="1"/>
+          <w:numId w:val="1002"/>
+        </w:numPr>
+      </w:pPr>
+      <w:r>
+        <w:t xml:space="preserve">Platform: local</w:t>
+      </w:r>
+    </w:p>
+    <w:p>
+      <w:pPr>
+        <w:pStyle w:val="Compact"/>
+        <w:numPr>
+          <w:ilvl w:val="1"/>
+          <w:numId w:val="1002"/>
+        </w:numPr>
+      </w:pPr>
+      <w:r>
+        <w:t xml:space="preserve">Paper impact: high</w:t>
+      </w:r>
+    </w:p>
+    <w:p>
+      <w:pPr>
+        <w:numPr>
+          <w:ilvl w:val="0"/>
+          <w:numId w:val="1001"/>
+        </w:numPr>
+      </w:pPr>
+      <w:r>
+        <w:rPr>
           <w:b/>
           <w:bCs/>
         </w:rPr>
-        <w:t xml:space="preserve">resnet18_cifar_gray</w:t>
-      </w:r>
+        <w:t xml:space="preserve">Keep V7 provenance labels stable</w:t>
+      </w:r>
+    </w:p>
+    <w:p>
+      <w:pPr>
+        <w:pStyle w:val="Compact"/>
+        <w:numPr>
+          <w:ilvl w:val="1"/>
+          <w:numId w:val="1003"/>
+        </w:numPr>
+      </w:pPr>
+      <w:r>
+        <w:t xml:space="preserve">Goal: preserve the distinction between the April 6 resumed V7 run, the April 27 clean non-resumed V7 run, and the older documented V7 row; do not spend compute on V7 folder hygiene.</w:t>
+      </w:r>
+    </w:p>
+    <w:p>
+      <w:pPr>
+        <w:pStyle w:val="Compact"/>
+        <w:numPr>
+          <w:ilvl w:val="1"/>
+          <w:numId w:val="1003"/>
+        </w:numPr>
+      </w:pPr>
+      <w:r>
+        <w:t xml:space="preserve">Platform: local</w:t>
+      </w:r>
+    </w:p>
+    <w:p>
+      <w:pPr>
+        <w:pStyle w:val="Compact"/>
+        <w:numPr>
+          <w:ilvl w:val="1"/>
+          <w:numId w:val="1003"/>
+        </w:numPr>
+      </w:pPr>
+      <w:r>
+        <w:t xml:space="preserve">Paper impact: high</w:t>
+      </w:r>
+    </w:p>
+    <w:p>
+      <w:pPr>
+        <w:numPr>
+          <w:ilvl w:val="0"/>
+          <w:numId w:val="1001"/>
+        </w:numPr>
+      </w:pPr>
       <w:r>
         <w:rPr>
           <w:b/>
           <w:bCs/>
         </w:rPr>
-        <w:t xml:space="preserve"> </w:t>
-      </w:r>
+        <w:t xml:space="preserve">Prepare the final advisor/submission packet</w:t>
+      </w:r>
+    </w:p>
+    <w:p>
+      <w:pPr>
+        <w:pStyle w:val="Compact"/>
+        <w:numPr>
+          <w:ilvl w:val="1"/>
+          <w:numId w:val="1004"/>
+        </w:numPr>
+      </w:pPr>
+      <w:r>
+        <w:t xml:space="preserve">Goal: package Markdown, Word, figures, benchmark tables, and experiment provenance so the project can be reviewed without stale historical framing.</w:t>
+      </w:r>
+    </w:p>
+    <w:p>
+      <w:pPr>
+        <w:pStyle w:val="Compact"/>
+        <w:numPr>
+          <w:ilvl w:val="1"/>
+          <w:numId w:val="1004"/>
+        </w:numPr>
+      </w:pPr>
+      <w:r>
+        <w:t xml:space="preserve">Platform: local</w:t>
+      </w:r>
+    </w:p>
+    <w:p>
+      <w:pPr>
+        <w:pStyle w:val="Compact"/>
+        <w:numPr>
+          <w:ilvl w:val="1"/>
+          <w:numId w:val="1004"/>
+        </w:numPr>
+      </w:pPr>
+      <w:r>
+        <w:t xml:space="preserve">Paper impact: high</w:t>
+      </w:r>
+    </w:p>
+    <w:p>
+      <w:pPr>
+        <w:numPr>
+          <w:ilvl w:val="0"/>
+          <w:numId w:val="1001"/>
+        </w:numPr>
+      </w:pPr>
       <w:r>
         <w:rPr>
           <w:b/>
           <w:bCs/>
         </w:rPr>
-        <w:t xml:space="preserve">three-seed result into all benchmark-facing documents</w:t>
+        <w:t xml:space="preserve">Re-evaluate only paper-impactful empirical extensions</w:t>
       </w:r>
     </w:p>
     <w:p>
@@ -210,11 +628,11 @@
         <w:pStyle w:val="Compact"/>
         <w:numPr>
           <w:ilvl w:val="1"/>
-          <w:numId w:val="1002"/>
-        </w:numPr>
-      </w:pPr>
-      <w:r>
-        <w:t xml:space="preserve">Goal: keep the new modern classical upper bound separated from thesis-faithful and matched-budget families while making the reviewer-proof benchmark picture explicit.</w:t>
+          <w:numId w:val="1005"/>
+        </w:numPr>
+      </w:pPr>
+      <w:r>
+        <w:t xml:space="preserve">Goal: consider second-dataset robustness, additional statistical intervals, or a narrowly scoped matched-budget control only if it materially changes reviewer resilience or venue fit.</w:t>
       </w:r>
     </w:p>
     <w:p>
@@ -222,11 +640,11 @@
         <w:pStyle w:val="Compact"/>
         <w:numPr>
           <w:ilvl w:val="1"/>
-          <w:numId w:val="1002"/>
-        </w:numPr>
-      </w:pPr>
-      <w:r>
-        <w:t xml:space="preserve">Platform: local + Drive</w:t>
+          <w:numId w:val="1005"/>
+        </w:numPr>
+      </w:pPr>
+      <w:r>
+        <w:t xml:space="preserve">Platform: local planning first; Colab only if the extension requires it</w:t>
       </w:r>
     </w:p>
     <w:p>
@@ -234,18 +652,55 @@
         <w:pStyle w:val="Compact"/>
         <w:numPr>
           <w:ilvl w:val="1"/>
-          <w:numId w:val="1002"/>
-        </w:numPr>
-      </w:pPr>
-      <w:r>
-        <w:t xml:space="preserve">Paper impact: high</w:t>
-      </w:r>
-    </w:p>
-    <w:p>
-      <w:pPr>
-        <w:numPr>
-          <w:ilvl w:val="0"/>
-          <w:numId w:val="1001"/>
+          <w:numId w:val="1005"/>
+        </w:numPr>
+      </w:pPr>
+      <w:r>
+        <w:t xml:space="preserve">Paper impact: medium</w:t>
+      </w:r>
+    </w:p>
+    <w:bookmarkEnd w:id="9"/>
+    <w:bookmarkStart w:id="12" w:name="X50da0cdd6822ed7b07bb6a8786dff05d7c0f1f2"/>
+    <w:p>
+      <w:pPr>
+        <w:pStyle w:val="Heading2"/>
+      </w:pPr>
+      <w:r>
+        <w:t xml:space="preserve">2. Track A — Near-Term Publishable Route</w:t>
+      </w:r>
+    </w:p>
+    <w:bookmarkStart w:id="10" w:name="goal"/>
+    <w:p>
+      <w:pPr>
+        <w:pStyle w:val="Heading3"/>
+      </w:pPr>
+      <w:r>
+        <w:t xml:space="preserve">Goal</w:t>
+      </w:r>
+    </w:p>
+    <w:p>
+      <w:pPr>
+        <w:pStyle w:val="FirstParagraph"/>
+      </w:pPr>
+      <w:r>
+        <w:t xml:space="preserve">Finish a credible Q2 / specialized-QML submission without implying unsupported quantum superiority.</w:t>
+      </w:r>
+    </w:p>
+    <w:bookmarkEnd w:id="10"/>
+    <w:bookmarkStart w:id="11" w:name="exact-task-order"/>
+    <w:p>
+      <w:pPr>
+        <w:pStyle w:val="Heading3"/>
+      </w:pPr>
+      <w:r>
+        <w:t xml:space="preserve">Exact Task Order</w:t>
+      </w:r>
+    </w:p>
+    <w:p>
+      <w:pPr>
+        <w:numPr>
+          <w:ilvl w:val="0"/>
+          <w:numId w:val="1006"/>
         </w:numPr>
       </w:pPr>
       <w:r>
@@ -253,7 +708,7 @@
           <w:b/>
           <w:bCs/>
         </w:rPr>
-        <w:t xml:space="preserve">Finish the remaining V7 artifact sync and reconciliation</w:t>
+        <w:t xml:space="preserve">Submission-facing claim sync</w:t>
       </w:r>
     </w:p>
     <w:p>
@@ -261,77 +716,11 @@
         <w:pStyle w:val="Compact"/>
         <w:numPr>
           <w:ilvl w:val="1"/>
-          <w:numId w:val="1003"/>
-        </w:numPr>
-      </w:pPr>
-      <w:r>
-        <w:t xml:space="preserve">Goal: keep</w:t>
-      </w:r>
-      <w:r>
-        <w:t xml:space="preserve"> </w:t>
-      </w:r>
-      <w:r>
-        <w:rPr>
-          <w:rStyle w:val="VerbatimChar"/>
-        </w:rPr>
-        <w:t xml:space="preserve">experiments/*.json</w:t>
-      </w:r>
-      <w:r>
-        <w:t xml:space="preserve">,</w:t>
-      </w:r>
-      <w:r>
-        <w:t xml:space="preserve"> </w:t>
-      </w:r>
-      <w:r>
-        <w:rPr>
-          <w:rStyle w:val="VerbatimChar"/>
-        </w:rPr>
-        <w:t xml:space="preserve">docs/BENCHMARK_SUMMARY.md</w:t>
-      </w:r>
-      <w:r>
-        <w:t xml:space="preserve">,</w:t>
-      </w:r>
-      <w:r>
-        <w:t xml:space="preserve"> </w:t>
-      </w:r>
-      <w:r>
-        <w:rPr>
-          <w:rStyle w:val="VerbatimChar"/>
-        </w:rPr>
-        <w:t xml:space="preserve">docs/EXPERIMENTS.md</w:t>
-      </w:r>
-      <w:r>
-        <w:t xml:space="preserve">, and</w:t>
-      </w:r>
-      <w:r>
-        <w:t xml:space="preserve"> </w:t>
-      </w:r>
-      <w:r>
-        <w:rPr>
-          <w:rStyle w:val="VerbatimChar"/>
-        </w:rPr>
-        <w:t xml:space="preserve">paper/draft.md</w:t>
-      </w:r>
-      <w:r>
-        <w:t xml:space="preserve"> </w:t>
-      </w:r>
-      <w:r>
-        <w:t xml:space="preserve">aligned, and recover the remote</w:t>
-      </w:r>
-      <w:r>
-        <w:t xml:space="preserve"> </w:t>
-      </w:r>
-      <w:r>
-        <w:rPr>
-          <w:rStyle w:val="VerbatimChar"/>
-        </w:rPr>
-        <w:t xml:space="preserve">experiments/v7_*</w:t>
-      </w:r>
-      <w:r>
-        <w:t xml:space="preserve"> </w:t>
-      </w:r>
-      <w:r>
-        <w:t xml:space="preserve">folder if it is still accessible.</w:t>
+          <w:numId w:val="1007"/>
+        </w:numPr>
+      </w:pPr>
+      <w:r>
+        <w:t xml:space="preserve">Platform: local</w:t>
       </w:r>
     </w:p>
     <w:p>
@@ -339,11 +728,11 @@
         <w:pStyle w:val="Compact"/>
         <w:numPr>
           <w:ilvl w:val="1"/>
-          <w:numId w:val="1003"/>
-        </w:numPr>
-      </w:pPr>
-      <w:r>
-        <w:t xml:space="preserve">Platform: local</w:t>
+          <w:numId w:val="1007"/>
+        </w:numPr>
+      </w:pPr>
+      <w:r>
+        <w:t xml:space="preserve">Goal: keep the paper, benchmark summaries, publication strategy, roadmap, and shareable exports aligned with the full-data hierarchy and May 2026 low-data result</w:t>
       </w:r>
     </w:p>
     <w:p>
@@ -351,7 +740,7 @@
         <w:pStyle w:val="Compact"/>
         <w:numPr>
           <w:ilvl w:val="1"/>
-          <w:numId w:val="1003"/>
+          <w:numId w:val="1007"/>
         </w:numPr>
       </w:pPr>
       <w:r>
@@ -360,9 +749,21 @@
     </w:p>
     <w:p>
       <w:pPr>
-        <w:numPr>
-          <w:ilvl w:val="0"/>
-          <w:numId w:val="1001"/>
+        <w:pStyle w:val="Compact"/>
+        <w:numPr>
+          <w:ilvl w:val="1"/>
+          <w:numId w:val="1007"/>
+        </w:numPr>
+      </w:pPr>
+      <w:r>
+        <w:t xml:space="preserve">Stop condition: complete once the submission packet no longer describes low-data as future work and no longer implies a generic quantum advantage claim</w:t>
+      </w:r>
+    </w:p>
+    <w:p>
+      <w:pPr>
+        <w:numPr>
+          <w:ilvl w:val="0"/>
+          <w:numId w:val="1006"/>
         </w:numPr>
       </w:pPr>
       <w:r>
@@ -370,7 +771,7 @@
           <w:b/>
           <w:bCs/>
         </w:rPr>
-        <w:t xml:space="preserve">Tighten the manuscript around the now-complete benchmark picture</w:t>
+        <w:t xml:space="preserve">Final paper polish</w:t>
       </w:r>
     </w:p>
     <w:p>
@@ -378,11 +779,11 @@
         <w:pStyle w:val="Compact"/>
         <w:numPr>
           <w:ilvl w:val="1"/>
-          <w:numId w:val="1004"/>
-        </w:numPr>
-      </w:pPr>
-      <w:r>
-        <w:t xml:space="preserve">Goal: move the paper fully into benchmark + engineering-lessons mode and remove any remaining V7-centric phrasing.</w:t>
+          <w:numId w:val="1008"/>
+        </w:numPr>
+      </w:pPr>
+      <w:r>
+        <w:t xml:space="preserve">Platform: local</w:t>
       </w:r>
     </w:p>
     <w:p>
@@ -390,11 +791,44 @@
         <w:pStyle w:val="Compact"/>
         <w:numPr>
           <w:ilvl w:val="1"/>
-          <w:numId w:val="1004"/>
-        </w:numPr>
-      </w:pPr>
-      <w:r>
-        <w:t xml:space="preserve">Platform: local</w:t>
+          <w:numId w:val="1008"/>
+        </w:numPr>
+      </w:pPr>
+      <w:r>
+        <w:t xml:space="preserve">Tools:</w:t>
+      </w:r>
+      <w:r>
+        <w:t xml:space="preserve"> </w:t>
+      </w:r>
+      <w:r>
+        <w:rPr>
+          <w:rStyle w:val="VerbatimChar"/>
+        </w:rPr>
+        <w:t xml:space="preserve">codex-paper-audit.sh</w:t>
+      </w:r>
+      <w:r>
+        <w:t xml:space="preserve">,</w:t>
+      </w:r>
+      <w:r>
+        <w:t xml:space="preserve"> </w:t>
+      </w:r>
+      <w:r>
+        <w:rPr>
+          <w:rStyle w:val="VerbatimChar"/>
+        </w:rPr>
+        <w:t xml:space="preserve">paper-sync</w:t>
+      </w:r>
+      <w:r>
+        <w:t xml:space="preserve">,</w:t>
+      </w:r>
+      <w:r>
+        <w:t xml:space="preserve"> </w:t>
+      </w:r>
+      <w:r>
+        <w:rPr>
+          <w:rStyle w:val="VerbatimChar"/>
+        </w:rPr>
+        <w:t xml:space="preserve">paper_writer</w:t>
       </w:r>
     </w:p>
     <w:p>
@@ -402,7 +836,7 @@
         <w:pStyle w:val="Compact"/>
         <w:numPr>
           <w:ilvl w:val="1"/>
-          <w:numId w:val="1004"/>
+          <w:numId w:val="1008"/>
         </w:numPr>
       </w:pPr>
       <w:r>
@@ -413,7 +847,7 @@
       <w:pPr>
         <w:numPr>
           <w:ilvl w:val="0"/>
-          <w:numId w:val="1001"/>
+          <w:numId w:val="1006"/>
         </w:numPr>
       </w:pPr>
       <w:r>
@@ -421,7 +855,7 @@
           <w:b/>
           <w:bCs/>
         </w:rPr>
-        <w:t xml:space="preserve">Refresh advisor / submission / Word export artifacts</w:t>
+        <w:t xml:space="preserve">Submission-facing document refresh</w:t>
       </w:r>
     </w:p>
     <w:p>
@@ -429,11 +863,11 @@
         <w:pStyle w:val="Compact"/>
         <w:numPr>
           <w:ilvl w:val="1"/>
-          <w:numId w:val="1005"/>
-        </w:numPr>
-      </w:pPr>
-      <w:r>
-        <w:t xml:space="preserve">Goal: keep shareable documents synchronized with the post-rerun benchmark truth.</w:t>
+          <w:numId w:val="1009"/>
+        </w:numPr>
+      </w:pPr>
+      <w:r>
+        <w:t xml:space="preserve">Platform: local</w:t>
       </w:r>
     </w:p>
     <w:p>
@@ -441,11 +875,32 @@
         <w:pStyle w:val="Compact"/>
         <w:numPr>
           <w:ilvl w:val="1"/>
-          <w:numId w:val="1005"/>
-        </w:numPr>
-      </w:pPr>
-      <w:r>
-        <w:t xml:space="preserve">Platform: local</w:t>
+          <w:numId w:val="1009"/>
+        </w:numPr>
+      </w:pPr>
+      <w:r>
+        <w:t xml:space="preserve">Tools:</w:t>
+      </w:r>
+      <w:r>
+        <w:t xml:space="preserve"> </w:t>
+      </w:r>
+      <w:r>
+        <w:rPr>
+          <w:rStyle w:val="VerbatimChar"/>
+        </w:rPr>
+        <w:t xml:space="preserve">codex-artifact-pack.sh</w:t>
+      </w:r>
+      <w:r>
+        <w:t xml:space="preserve">,</w:t>
+      </w:r>
+      <w:r>
+        <w:t xml:space="preserve"> </w:t>
+      </w:r>
+      <w:r>
+        <w:rPr>
+          <w:rStyle w:val="VerbatimChar"/>
+        </w:rPr>
+        <w:t xml:space="preserve">export_docx.sh</w:t>
       </w:r>
     </w:p>
     <w:p>
@@ -453,7 +908,7 @@
         <w:pStyle w:val="Compact"/>
         <w:numPr>
           <w:ilvl w:val="1"/>
-          <w:numId w:val="1005"/>
+          <w:numId w:val="1009"/>
         </w:numPr>
       </w:pPr>
       <w:r>
@@ -464,7 +919,7 @@
       <w:pPr>
         <w:numPr>
           <w:ilvl w:val="0"/>
-          <w:numId w:val="1001"/>
+          <w:numId w:val="1006"/>
         </w:numPr>
       </w:pPr>
       <w:r>
@@ -472,272 +927,7 @@
           <w:b/>
           <w:bCs/>
         </w:rPr>
-        <w:t xml:space="preserve">Re-evaluate whether any extra training is still worth compute</w:t>
-      </w:r>
-    </w:p>
-    <w:p>
-      <w:pPr>
-        <w:pStyle w:val="Compact"/>
-        <w:numPr>
-          <w:ilvl w:val="1"/>
-          <w:numId w:val="1006"/>
-        </w:numPr>
-      </w:pPr>
-      <w:r>
-        <w:t xml:space="preserve">Goal: default to no new Colab runs unless a new experiment would materially change reviewer resilience or the paper decision boundary.</w:t>
-      </w:r>
-    </w:p>
-    <w:p>
-      <w:pPr>
-        <w:pStyle w:val="Compact"/>
-        <w:numPr>
-          <w:ilvl w:val="1"/>
-          <w:numId w:val="1006"/>
-        </w:numPr>
-      </w:pPr>
-      <w:r>
-        <w:t xml:space="preserve">Platform: local planning only</w:t>
-      </w:r>
-    </w:p>
-    <w:p>
-      <w:pPr>
-        <w:pStyle w:val="Compact"/>
-        <w:numPr>
-          <w:ilvl w:val="1"/>
-          <w:numId w:val="1006"/>
-        </w:numPr>
-      </w:pPr>
-      <w:r>
-        <w:t xml:space="preserve">Paper impact: medium</w:t>
-      </w:r>
-    </w:p>
-    <w:bookmarkEnd w:id="9"/>
-    <w:bookmarkStart w:id="12" w:name="X50da0cdd6822ed7b07bb6a8786dff05d7c0f1f2"/>
-    <w:p>
-      <w:pPr>
-        <w:pStyle w:val="Heading2"/>
-      </w:pPr>
-      <w:r>
-        <w:t xml:space="preserve">2. Track A — Near-Term Publishable Route</w:t>
-      </w:r>
-    </w:p>
-    <w:bookmarkStart w:id="10" w:name="goal"/>
-    <w:p>
-      <w:pPr>
-        <w:pStyle w:val="Heading3"/>
-      </w:pPr>
-      <w:r>
-        <w:t xml:space="preserve">Goal</w:t>
-      </w:r>
-    </w:p>
-    <w:p>
-      <w:pPr>
-        <w:pStyle w:val="FirstParagraph"/>
-      </w:pPr>
-      <w:r>
-        <w:t xml:space="preserve">Finish a credible Q2 / specialized-QML submission without implying unsupported quantum superiority.</w:t>
-      </w:r>
-    </w:p>
-    <w:bookmarkEnd w:id="10"/>
-    <w:bookmarkStart w:id="11" w:name="exact-task-order"/>
-    <w:p>
-      <w:pPr>
-        <w:pStyle w:val="Heading3"/>
-      </w:pPr>
-      <w:r>
-        <w:t xml:space="preserve">Exact Task Order</w:t>
-      </w:r>
-    </w:p>
-    <w:p>
-      <w:pPr>
-        <w:numPr>
-          <w:ilvl w:val="0"/>
-          <w:numId w:val="1007"/>
-        </w:numPr>
-      </w:pPr>
-      <w:r>
-        <w:rPr>
-          <w:b/>
-          <w:bCs/>
-        </w:rPr>
-        <w:t xml:space="preserve">Artifact sync and V7 result reconciliation</w:t>
-      </w:r>
-    </w:p>
-    <w:p>
-      <w:pPr>
-        <w:pStyle w:val="Compact"/>
-        <w:numPr>
-          <w:ilvl w:val="1"/>
-          <w:numId w:val="1008"/>
-        </w:numPr>
-      </w:pPr>
-      <w:r>
-        <w:t xml:space="preserve">Platform: local + existing Drive artifacts</w:t>
-      </w:r>
-    </w:p>
-    <w:p>
-      <w:pPr>
-        <w:pStyle w:val="Compact"/>
-        <w:numPr>
-          <w:ilvl w:val="1"/>
-          <w:numId w:val="1008"/>
-        </w:numPr>
-      </w:pPr>
-      <w:r>
-        <w:t xml:space="preserve">Goal: pull the actual</w:t>
-      </w:r>
-      <w:r>
-        <w:t xml:space="preserve"> </w:t>
-      </w:r>
-      <w:r>
-        <w:rPr>
-          <w:rStyle w:val="VerbatimChar"/>
-        </w:rPr>
-        <w:t xml:space="preserve">models/</w:t>
-      </w:r>
-      <w:r>
-        <w:t xml:space="preserve"> </w:t>
-      </w:r>
-      <w:r>
-        <w:t xml:space="preserve">and</w:t>
-      </w:r>
-      <w:r>
-        <w:t xml:space="preserve"> </w:t>
-      </w:r>
-      <w:r>
-        <w:rPr>
-          <w:rStyle w:val="VerbatimChar"/>
-        </w:rPr>
-        <w:t xml:space="preserve">experiments/v7_*</w:t>
-      </w:r>
-      <w:r>
-        <w:t xml:space="preserve"> </w:t>
-      </w:r>
-      <w:r>
-        <w:t xml:space="preserve">artifacts from Colab/Drive into the repo and replace any user-log-only placeholder records</w:t>
-      </w:r>
-    </w:p>
-    <w:p>
-      <w:pPr>
-        <w:pStyle w:val="Compact"/>
-        <w:numPr>
-          <w:ilvl w:val="1"/>
-          <w:numId w:val="1008"/>
-        </w:numPr>
-      </w:pPr>
-      <w:r>
-        <w:t xml:space="preserve">Paper impact: high</w:t>
-      </w:r>
-    </w:p>
-    <w:p>
-      <w:pPr>
-        <w:pStyle w:val="Compact"/>
-        <w:numPr>
-          <w:ilvl w:val="1"/>
-          <w:numId w:val="1008"/>
-        </w:numPr>
-      </w:pPr>
-      <w:r>
-        <w:t xml:space="preserve">Stop condition: complete once the rerun is backed by local artifact files rather than only reconstructed terminal output</w:t>
-      </w:r>
-    </w:p>
-    <w:p>
-      <w:pPr>
-        <w:numPr>
-          <w:ilvl w:val="0"/>
-          <w:numId w:val="1007"/>
-        </w:numPr>
-      </w:pPr>
-      <w:r>
-        <w:rPr>
-          <w:b/>
-          <w:bCs/>
-        </w:rPr>
-        <w:t xml:space="preserve">Paper synchronization after the rerun</w:t>
-      </w:r>
-    </w:p>
-    <w:p>
-      <w:pPr>
-        <w:pStyle w:val="Compact"/>
-        <w:numPr>
-          <w:ilvl w:val="1"/>
-          <w:numId w:val="1009"/>
-        </w:numPr>
-      </w:pPr>
-      <w:r>
-        <w:t xml:space="preserve">Platform: local</w:t>
-      </w:r>
-    </w:p>
-    <w:p>
-      <w:pPr>
-        <w:pStyle w:val="Compact"/>
-        <w:numPr>
-          <w:ilvl w:val="1"/>
-          <w:numId w:val="1009"/>
-        </w:numPr>
-      </w:pPr>
-      <w:r>
-        <w:t xml:space="preserve">Tools:</w:t>
-      </w:r>
-      <w:r>
-        <w:t xml:space="preserve"> </w:t>
-      </w:r>
-      <w:r>
-        <w:rPr>
-          <w:rStyle w:val="VerbatimChar"/>
-        </w:rPr>
-        <w:t xml:space="preserve">codex-paper-audit.sh</w:t>
-      </w:r>
-      <w:r>
-        <w:t xml:space="preserve">,</w:t>
-      </w:r>
-      <w:r>
-        <w:t xml:space="preserve"> </w:t>
-      </w:r>
-      <w:r>
-        <w:rPr>
-          <w:rStyle w:val="VerbatimChar"/>
-        </w:rPr>
-        <w:t xml:space="preserve">paper-sync</w:t>
-      </w:r>
-      <w:r>
-        <w:t xml:space="preserve">,</w:t>
-      </w:r>
-      <w:r>
-        <w:t xml:space="preserve"> </w:t>
-      </w:r>
-      <w:r>
-        <w:rPr>
-          <w:rStyle w:val="VerbatimChar"/>
-        </w:rPr>
-        <w:t xml:space="preserve">paper_writer</w:t>
-      </w:r>
-    </w:p>
-    <w:p>
-      <w:pPr>
-        <w:pStyle w:val="Compact"/>
-        <w:numPr>
-          <w:ilvl w:val="1"/>
-          <w:numId w:val="1009"/>
-        </w:numPr>
-      </w:pPr>
-      <w:r>
-        <w:t xml:space="preserve">Paper impact: high</w:t>
-      </w:r>
-    </w:p>
-    <w:p>
-      <w:pPr>
-        <w:numPr>
-          <w:ilvl w:val="0"/>
-          <w:numId w:val="1007"/>
-        </w:numPr>
-      </w:pPr>
-      <w:r>
-        <w:rPr>
-          <w:b/>
-          <w:bCs/>
-        </w:rPr>
-        <w:t xml:space="preserve">Submission-facing document refresh</w:t>
+        <w:t xml:space="preserve">Optional next empirical extension</w:t>
       </w:r>
     </w:p>
     <w:p>
@@ -749,7 +939,7 @@
         </w:numPr>
       </w:pPr>
       <w:r>
-        <w:t xml:space="preserve">Platform: local</w:t>
+        <w:t xml:space="preserve">Candidate: second-dataset robustness, confidence intervals/significance tests, or one additional matched-budget control if it answers a concrete reviewer risk</w:t>
       </w:r>
     </w:p>
     <w:p>
@@ -761,28 +951,7 @@
         </w:numPr>
       </w:pPr>
       <w:r>
-        <w:t xml:space="preserve">Tools:</w:t>
-      </w:r>
-      <w:r>
-        <w:t xml:space="preserve"> </w:t>
-      </w:r>
-      <w:r>
-        <w:rPr>
-          <w:rStyle w:val="VerbatimChar"/>
-        </w:rPr>
-        <w:t xml:space="preserve">codex-artifact-pack.sh</w:t>
-      </w:r>
-      <w:r>
-        <w:t xml:space="preserve">,</w:t>
-      </w:r>
-      <w:r>
-        <w:t xml:space="preserve"> </w:t>
-      </w:r>
-      <w:r>
-        <w:rPr>
-          <w:rStyle w:val="VerbatimChar"/>
-        </w:rPr>
-        <w:t xml:space="preserve">export_docx.sh</w:t>
+        <w:t xml:space="preserve">Platform: M4 first for cheap pilots; Colab is acceptable for a selected paper-impact experiment using surplus units</w:t>
       </w:r>
     </w:p>
     <w:p>
@@ -794,22 +963,7 @@
         </w:numPr>
       </w:pPr>
       <w:r>
-        <w:t xml:space="preserve">Paper impact: medium</w:t>
-      </w:r>
-    </w:p>
-    <w:p>
-      <w:pPr>
-        <w:numPr>
-          <w:ilvl w:val="0"/>
-          <w:numId w:val="1007"/>
-        </w:numPr>
-      </w:pPr>
-      <w:r>
-        <w:rPr>
-          <w:b/>
-          <w:bCs/>
-        </w:rPr>
-        <w:t xml:space="preserve">Optional next empirical extension</w:t>
+        <w:t xml:space="preserve">Paper impact: medium to high</w:t>
       </w:r>
     </w:p>
     <w:p>
@@ -817,62 +971,11 @@
         <w:pStyle w:val="Compact"/>
         <w:numPr>
           <w:ilvl w:val="1"/>
-          <w:numId w:val="1011"/>
-        </w:numPr>
-      </w:pPr>
-      <w:r>
-        <w:t xml:space="preserve">Candidate: a low-data shortlist pilot before any second dataset or extra V7 seed</w:t>
-      </w:r>
-    </w:p>
-    <w:p>
-      <w:pPr>
-        <w:pStyle w:val="Compact"/>
-        <w:numPr>
-          <w:ilvl w:val="1"/>
-          <w:numId w:val="1011"/>
-        </w:numPr>
-      </w:pPr>
-      <w:r>
-        <w:t xml:space="preserve">Platform: M4 first, Colab only if absolutely necessary</w:t>
-      </w:r>
-    </w:p>
-    <w:p>
-      <w:pPr>
-        <w:pStyle w:val="Compact"/>
-        <w:numPr>
-          <w:ilvl w:val="1"/>
-          <w:numId w:val="1011"/>
-        </w:numPr>
-      </w:pPr>
-      <w:r>
-        <w:t xml:space="preserve">Paper impact: medium to high</w:t>
-      </w:r>
-    </w:p>
-    <w:p>
-      <w:pPr>
-        <w:pStyle w:val="Compact"/>
-        <w:numPr>
-          <w:ilvl w:val="1"/>
-          <w:numId w:val="1011"/>
-        </w:numPr>
-      </w:pPr>
-      <w:r>
-        <w:t xml:space="preserve">Stop condition: skip if the reviewer-risk reduction does not justify the implementation cost or the remaining</w:t>
-      </w:r>
-      <w:r>
-        <w:t xml:space="preserve"> </w:t>
-      </w:r>
-      <w:r>
-        <w:rPr>
-          <w:rStyle w:val="VerbatimChar"/>
-        </w:rPr>
-        <w:t xml:space="preserve">245</w:t>
-      </w:r>
-      <w:r>
-        <w:t xml:space="preserve"> </w:t>
-      </w:r>
-      <w:r>
-        <w:t xml:space="preserve">CU budget</w:t>
+          <w:numId w:val="1010"/>
+        </w:numPr>
+      </w:pPr>
+      <w:r>
+        <w:t xml:space="preserve">Stop condition: skip if the reviewer-risk reduction does not justify the implementation cost or Colab spend</w:t>
       </w:r>
     </w:p>
     <w:bookmarkEnd w:id="11"/>
@@ -918,11 +1021,80 @@
         <w:pStyle w:val="Compact"/>
         <w:numPr>
           <w:ilvl w:val="0"/>
+          <w:numId w:val="1011"/>
+        </w:numPr>
+      </w:pPr>
+      <w:r>
+        <w:t xml:space="preserve">Keep the completed low-data axis scoped to the current-local model pair unless reviewers ask for a broader low-data grid</w:t>
+      </w:r>
+    </w:p>
+    <w:p>
+      <w:pPr>
+        <w:pStyle w:val="Compact"/>
+        <w:numPr>
+          <w:ilvl w:val="0"/>
+          <w:numId w:val="1011"/>
+        </w:numPr>
+      </w:pPr>
+      <w:r>
+        <w:t xml:space="preserve">Add confidence intervals or simple significance tests for the full-data and low-data tables if the venue expects stronger statistical reporting</w:t>
+      </w:r>
+    </w:p>
+    <w:p>
+      <w:pPr>
+        <w:pStyle w:val="Compact"/>
+        <w:numPr>
+          <w:ilvl w:val="0"/>
+          <w:numId w:val="1011"/>
+        </w:numPr>
+      </w:pPr>
+      <w:r>
+        <w:t xml:space="preserve">Add a second dataset or robustness split only if the goal shifts from a fair benchmark paper to a stronger methodology paper</w:t>
+      </w:r>
+    </w:p>
+    <w:p>
+      <w:pPr>
+        <w:pStyle w:val="Compact"/>
+        <w:numPr>
+          <w:ilvl w:val="0"/>
+          <w:numId w:val="1011"/>
+        </w:numPr>
+      </w:pPr>
+      <w:r>
+        <w:t xml:space="preserve">Only after those results exist, reassess whether any broader regime claim for quantum competitiveness is defendable</w:t>
+      </w:r>
+    </w:p>
+    <w:bookmarkEnd w:id="14"/>
+    <w:bookmarkStart w:id="15" w:name="completed-low-data-axis"/>
+    <w:p>
+      <w:pPr>
+        <w:pStyle w:val="Heading3"/>
+      </w:pPr>
+      <w:r>
+        <w:t xml:space="preserve">Completed Low-Data Axis</w:t>
+      </w:r>
+    </w:p>
+    <w:p>
+      <w:pPr>
+        <w:pStyle w:val="FirstParagraph"/>
+      </w:pPr>
+      <w:r>
+        <w:t xml:space="preserve">The completed current-local confirmation compared:</w:t>
+      </w:r>
+    </w:p>
+    <w:p>
+      <w:pPr>
+        <w:pStyle w:val="Compact"/>
+        <w:numPr>
+          <w:ilvl w:val="0"/>
           <w:numId w:val="1012"/>
         </w:numPr>
       </w:pPr>
       <w:r>
-        <w:t xml:space="preserve">Implement one stronger compact classical baseline</w:t>
+        <w:rPr>
+          <w:rStyle w:val="VerbatimChar"/>
+        </w:rPr>
+        <w:t xml:space="preserve">classical_conv</w:t>
       </w:r>
     </w:p>
     <w:p>
@@ -934,41 +1106,10 @@
         </w:numPr>
       </w:pPr>
       <w:r>
-        <w:t xml:space="preserve">Run a low-data scaling study before considering any second dataset</w:t>
-      </w:r>
-    </w:p>
-    <w:p>
-      <w:pPr>
-        <w:pStyle w:val="Compact"/>
-        <w:numPr>
-          <w:ilvl w:val="0"/>
-          <w:numId w:val="1012"/>
-        </w:numPr>
-      </w:pPr>
-      <w:r>
-        <w:t xml:space="preserve">Only if low-data results are weak or ambiguous, add a second dataset</w:t>
-      </w:r>
-    </w:p>
-    <w:p>
-      <w:pPr>
-        <w:pStyle w:val="Compact"/>
-        <w:numPr>
-          <w:ilvl w:val="0"/>
-          <w:numId w:val="1012"/>
-        </w:numPr>
-      </w:pPr>
-      <w:r>
-        <w:t xml:space="preserve">Only after those results exist, reassess whether any narrow regime claim for quantum competitiveness is defendable</w:t>
-      </w:r>
-    </w:p>
-    <w:bookmarkEnd w:id="14"/>
-    <w:bookmarkStart w:id="15" w:name="preferred-low-data-shortlist"/>
-    <w:p>
-      <w:pPr>
-        <w:pStyle w:val="Heading3"/>
-      </w:pPr>
-      <w:r>
-        <w:t xml:space="preserve">Preferred Low-Data Shortlist</w:t>
+        <w:rPr>
+          <w:rStyle w:val="VerbatimChar"/>
+        </w:rPr>
+        <w:t xml:space="preserve">non_trainable_quantum</w:t>
       </w:r>
     </w:p>
     <w:p>
@@ -976,7 +1117,7 @@
         <w:pStyle w:val="FirstParagraph"/>
       </w:pPr>
       <w:r>
-        <w:t xml:space="preserve">The default low-data shortlist should compare:</w:t>
+        <w:t xml:space="preserve">Fractions:</w:t>
       </w:r>
     </w:p>
     <w:p>
@@ -988,55 +1129,243 @@
         </w:numPr>
       </w:pPr>
       <w:r>
+        <w:t xml:space="preserve">10%</w:t>
+      </w:r>
+    </w:p>
+    <w:p>
+      <w:pPr>
+        <w:pStyle w:val="Compact"/>
+        <w:numPr>
+          <w:ilvl w:val="0"/>
+          <w:numId w:val="1013"/>
+        </w:numPr>
+      </w:pPr>
+      <w:r>
+        <w:t xml:space="preserve">25%</w:t>
+      </w:r>
+    </w:p>
+    <w:p>
+      <w:pPr>
+        <w:pStyle w:val="Compact"/>
+        <w:numPr>
+          <w:ilvl w:val="0"/>
+          <w:numId w:val="1013"/>
+        </w:numPr>
+      </w:pPr>
+      <w:r>
+        <w:t xml:space="preserve">50%</w:t>
+      </w:r>
+    </w:p>
+    <w:p>
+      <w:pPr>
+        <w:pStyle w:val="Compact"/>
+        <w:numPr>
+          <w:ilvl w:val="0"/>
+          <w:numId w:val="1013"/>
+        </w:numPr>
+      </w:pPr>
+      <w:r>
+        <w:t xml:space="preserve">100%</w:t>
+      </w:r>
+    </w:p>
+    <w:p>
+      <w:pPr>
+        <w:pStyle w:val="FirstParagraph"/>
+      </w:pPr>
+      <w:r>
+        <w:t xml:space="preserve">Result summary:</w:t>
+      </w:r>
+    </w:p>
+    <w:p>
+      <w:pPr>
+        <w:pStyle w:val="Compact"/>
+        <w:numPr>
+          <w:ilvl w:val="0"/>
+          <w:numId w:val="1014"/>
+        </w:numPr>
+      </w:pPr>
+      <w:r>
+        <w:rPr>
+          <w:rStyle w:val="VerbatimChar"/>
+        </w:rPr>
+        <w:t xml:space="preserve">non_trainable_quantum</w:t>
+      </w:r>
+      <w:r>
+        <w:t xml:space="preserve"> </w:t>
+      </w:r>
+      <w:r>
+        <w:t xml:space="preserve">outperformed</w:t>
+      </w:r>
+      <w:r>
+        <w:t xml:space="preserve"> </w:t>
+      </w:r>
+      <w:r>
+        <w:rPr>
+          <w:rStyle w:val="VerbatimChar"/>
+        </w:rPr>
+        <w:t xml:space="preserve">classical_conv</w:t>
+      </w:r>
+      <w:r>
+        <w:t xml:space="preserve"> </w:t>
+      </w:r>
+      <w:r>
+        <w:t xml:space="preserve">at all measured fractions, with mean test accuracies of</w:t>
+      </w:r>
+      <w:r>
+        <w:t xml:space="preserve"> </w:t>
+      </w:r>
+      <w:r>
+        <w:rPr>
+          <w:rStyle w:val="VerbatimChar"/>
+        </w:rPr>
+        <w:t xml:space="preserve">50.71%</w:t>
+      </w:r>
+      <w:r>
+        <w:t xml:space="preserve">,</w:t>
+      </w:r>
+      <w:r>
+        <w:t xml:space="preserve"> </w:t>
+      </w:r>
+      <w:r>
+        <w:rPr>
+          <w:rStyle w:val="VerbatimChar"/>
+        </w:rPr>
+        <w:t xml:space="preserve">69.88%</w:t>
+      </w:r>
+      <w:r>
+        <w:t xml:space="preserve">,</w:t>
+      </w:r>
+      <w:r>
+        <w:t xml:space="preserve"> </w:t>
+      </w:r>
+      <w:r>
+        <w:rPr>
+          <w:rStyle w:val="VerbatimChar"/>
+        </w:rPr>
+        <w:t xml:space="preserve">76.75%</w:t>
+      </w:r>
+      <w:r>
+        <w:t xml:space="preserve">, and</w:t>
+      </w:r>
+      <w:r>
+        <w:t xml:space="preserve"> </w:t>
+      </w:r>
+      <w:r>
+        <w:rPr>
+          <w:rStyle w:val="VerbatimChar"/>
+        </w:rPr>
+        <w:t xml:space="preserve">80.76%</w:t>
+      </w:r>
+      <w:r>
+        <w:t xml:space="preserve">.</w:t>
+      </w:r>
+    </w:p>
+    <w:p>
+      <w:pPr>
+        <w:pStyle w:val="Compact"/>
+        <w:numPr>
+          <w:ilvl w:val="0"/>
+          <w:numId w:val="1014"/>
+        </w:numPr>
+      </w:pPr>
+      <w:r>
+        <w:rPr>
+          <w:rStyle w:val="VerbatimChar"/>
+        </w:rPr>
+        <w:t xml:space="preserve">classical_conv</w:t>
+      </w:r>
+      <w:r>
+        <w:t xml:space="preserve"> </w:t>
+      </w:r>
+      <w:r>
+        <w:t xml:space="preserve">mean test accuracies were</w:t>
+      </w:r>
+      <w:r>
+        <w:t xml:space="preserve"> </w:t>
+      </w:r>
+      <w:r>
+        <w:rPr>
+          <w:rStyle w:val="VerbatimChar"/>
+        </w:rPr>
+        <w:t xml:space="preserve">48.42%</w:t>
+      </w:r>
+      <w:r>
+        <w:t xml:space="preserve">,</w:t>
+      </w:r>
+      <w:r>
+        <w:t xml:space="preserve"> </w:t>
+      </w:r>
+      <w:r>
+        <w:rPr>
+          <w:rStyle w:val="VerbatimChar"/>
+        </w:rPr>
+        <w:t xml:space="preserve">66.24%</w:t>
+      </w:r>
+      <w:r>
+        <w:t xml:space="preserve">,</w:t>
+      </w:r>
+      <w:r>
+        <w:t xml:space="preserve"> </w:t>
+      </w:r>
+      <w:r>
+        <w:rPr>
+          <w:rStyle w:val="VerbatimChar"/>
+        </w:rPr>
+        <w:t xml:space="preserve">75.61%</w:t>
+      </w:r>
+      <w:r>
+        <w:t xml:space="preserve">, and</w:t>
+      </w:r>
+      <w:r>
+        <w:t xml:space="preserve"> </w:t>
+      </w:r>
+      <w:r>
+        <w:rPr>
+          <w:rStyle w:val="VerbatimChar"/>
+        </w:rPr>
+        <w:t xml:space="preserve">80.47%</w:t>
+      </w:r>
+      <w:r>
+        <w:t xml:space="preserve">.</w:t>
+      </w:r>
+    </w:p>
+    <w:p>
+      <w:pPr>
+        <w:pStyle w:val="Compact"/>
+        <w:numPr>
+          <w:ilvl w:val="0"/>
+          <w:numId w:val="1014"/>
+        </w:numPr>
+      </w:pPr>
+      <w:r>
+        <w:t xml:space="preserve">The thesis-faithful low-data check remains a seed-42 pilot, where</w:t>
+      </w:r>
+      <w:r>
+        <w:t xml:space="preserve"> </w:t>
+      </w:r>
+      <w:r>
         <w:rPr>
           <w:rStyle w:val="VerbatimChar"/>
         </w:rPr>
         <w:t xml:space="preserve">thesis_cnniiii</w:t>
       </w:r>
-    </w:p>
-    <w:p>
-      <w:pPr>
-        <w:pStyle w:val="Compact"/>
-        <w:numPr>
-          <w:ilvl w:val="0"/>
-          <w:numId w:val="1013"/>
-        </w:numPr>
-      </w:pPr>
+      <w:r>
+        <w:t xml:space="preserve"> </w:t>
+      </w:r>
+      <w:r>
+        <w:t xml:space="preserve">stayed ahead of</w:t>
+      </w:r>
+      <w:r>
+        <w:t xml:space="preserve"> </w:t>
+      </w:r>
       <w:r>
         <w:rPr>
           <w:rStyle w:val="VerbatimChar"/>
         </w:rPr>
         <w:t xml:space="preserve">thesis_hqnn2</w:t>
       </w:r>
-    </w:p>
-    <w:p>
-      <w:pPr>
-        <w:pStyle w:val="Compact"/>
-        <w:numPr>
-          <w:ilvl w:val="0"/>
-          <w:numId w:val="1013"/>
-        </w:numPr>
-      </w:pPr>
-      <w:r>
-        <w:rPr>
-          <w:rStyle w:val="VerbatimChar"/>
-        </w:rPr>
-        <w:t xml:space="preserve">classical_conv</w:t>
-      </w:r>
-    </w:p>
-    <w:p>
-      <w:pPr>
-        <w:pStyle w:val="Compact"/>
-        <w:numPr>
-          <w:ilvl w:val="0"/>
-          <w:numId w:val="1013"/>
-        </w:numPr>
-      </w:pPr>
-      <w:r>
-        <w:rPr>
-          <w:rStyle w:val="VerbatimChar"/>
-        </w:rPr>
-        <w:t xml:space="preserve">non_trainable_quantum</w:t>
+      <w:r>
+        <w:t xml:space="preserve">.</w:t>
       </w:r>
     </w:p>
     <w:p>
@@ -1044,63 +1373,7 @@
         <w:pStyle w:val="FirstParagraph"/>
       </w:pPr>
       <w:r>
-        <w:t xml:space="preserve">Fractions:</w:t>
-      </w:r>
-    </w:p>
-    <w:p>
-      <w:pPr>
-        <w:pStyle w:val="Compact"/>
-        <w:numPr>
-          <w:ilvl w:val="0"/>
-          <w:numId w:val="1014"/>
-        </w:numPr>
-      </w:pPr>
-      <w:r>
-        <w:t xml:space="preserve">10%</w:t>
-      </w:r>
-    </w:p>
-    <w:p>
-      <w:pPr>
-        <w:pStyle w:val="Compact"/>
-        <w:numPr>
-          <w:ilvl w:val="0"/>
-          <w:numId w:val="1014"/>
-        </w:numPr>
-      </w:pPr>
-      <w:r>
-        <w:t xml:space="preserve">25%</w:t>
-      </w:r>
-    </w:p>
-    <w:p>
-      <w:pPr>
-        <w:pStyle w:val="Compact"/>
-        <w:numPr>
-          <w:ilvl w:val="0"/>
-          <w:numId w:val="1014"/>
-        </w:numPr>
-      </w:pPr>
-      <w:r>
-        <w:t xml:space="preserve">50%</w:t>
-      </w:r>
-    </w:p>
-    <w:p>
-      <w:pPr>
-        <w:pStyle w:val="Compact"/>
-        <w:numPr>
-          <w:ilvl w:val="0"/>
-          <w:numId w:val="1014"/>
-        </w:numPr>
-      </w:pPr>
-      <w:r>
-        <w:t xml:space="preserve">100%</w:t>
-      </w:r>
-    </w:p>
-    <w:p>
-      <w:pPr>
-        <w:pStyle w:val="FirstParagraph"/>
-      </w:pPr>
-      <w:r>
-        <w:t xml:space="preserve">Execution rule:</w:t>
+        <w:t xml:space="preserve">Execution rule going forward:</w:t>
       </w:r>
     </w:p>
     <w:p>
@@ -1112,7 +1385,7 @@
         </w:numPr>
       </w:pPr>
       <w:r>
-        <w:t xml:space="preserve">start with a pilot pass</w:t>
+        <w:t xml:space="preserve">do not expand low-data by default</w:t>
       </w:r>
     </w:p>
     <w:p>
@@ -1124,7 +1397,19 @@
         </w:numPr>
       </w:pPr>
       <w:r>
-        <w:t xml:space="preserve">only expand to full multi-seed if the pilot suggests a meaningful regime difference</w:t>
+        <w:t xml:space="preserve">add extra low-data seeds only if a reviewer asks whether the thesis-faithful pair shows the same pattern</w:t>
+      </w:r>
+    </w:p>
+    <w:p>
+      <w:pPr>
+        <w:pStyle w:val="Compact"/>
+        <w:numPr>
+          <w:ilvl w:val="0"/>
+          <w:numId w:val="1015"/>
+        </w:numPr>
+      </w:pPr>
+      <w:r>
+        <w:t xml:space="preserve">prioritize submission clarity over new training</w:t>
       </w:r>
     </w:p>
     <w:bookmarkEnd w:id="15"/>
@@ -1159,7 +1444,7 @@
         </w:numPr>
       </w:pPr>
       <w:r>
-        <w:t xml:space="preserve">The V7 confirmatory rerun is already complete; treat it as the last default Colab training spend unless new evidence justifies more.</w:t>
+        <w:t xml:space="preserve">The V7 confirmatory reruns are already complete; treat them as the last default Colab training spend unless new evidence justifies more.</w:t>
       </w:r>
     </w:p>
     <w:p>
@@ -1171,7 +1456,7 @@
         </w:numPr>
       </w:pPr>
       <w:r>
-        <w:t xml:space="preserve">Current remaining budget is approximately</w:t>
+        <w:t xml:space="preserve">The last user-reported pre-low-data budget was approximately</w:t>
       </w:r>
       <w:r>
         <w:t xml:space="preserve"> </w:t>
@@ -1186,7 +1471,7 @@
         <w:t xml:space="preserve"> </w:t>
       </w:r>
       <w:r>
-        <w:t xml:space="preserve">computing units.</w:t>
+        <w:t xml:space="preserve">computing units; remeasure before any new Colab run.</w:t>
       </w:r>
     </w:p>
     <w:p>
@@ -1198,7 +1483,7 @@
         </w:numPr>
       </w:pPr>
       <w:r>
-        <w:t xml:space="preserve">Do not spend additional Colab units on work already completed under the publication benchmark protocol.</w:t>
+        <w:t xml:space="preserve">Do not spend additional Colab units on work already completed under the publication benchmark protocol, low-data confirmation, or V7 folder hygiene.</w:t>
       </w:r>
     </w:p>
     <w:p>
@@ -1210,7 +1495,7 @@
         </w:numPr>
       </w:pPr>
       <w:r>
-        <w:t xml:space="preserve">Prefer zero-CU work now: artifact sync, reconciliation, manuscript tightening, and submission package cleanup.</w:t>
+        <w:t xml:space="preserve">Prefer zero-CU work for artifact sync, reconciliation, manuscript tightening, and submission package cleanup.</w:t>
       </w:r>
     </w:p>
     <w:p>
@@ -1222,7 +1507,19 @@
         </w:numPr>
       </w:pPr>
       <w:r>
-        <w:t xml:space="preserve">Delay broader extension work until the rerun artifacts are synced and the manuscript is updated.</w:t>
+        <w:t xml:space="preserve">A paper-impact Colab experiment is acceptable before renewal if it addresses reviewer risk better than local-only work.</w:t>
+      </w:r>
+    </w:p>
+    <w:p>
+      <w:pPr>
+        <w:pStyle w:val="Compact"/>
+        <w:numPr>
+          <w:ilvl w:val="0"/>
+          <w:numId w:val="1016"/>
+        </w:numPr>
+      </w:pPr>
+      <w:r>
+        <w:t xml:space="preserve">Delay broader extension work until the submission package is coherent and the exact question for extra compute is explicit.</w:t>
       </w:r>
     </w:p>
     <w:bookmarkEnd w:id="17"/>
@@ -1252,7 +1549,7 @@
         </w:numPr>
       </w:pPr>
       <w:r>
-        <w:t xml:space="preserve">the fresh V7 rerun remains clearly below the strongest classical anchors, and</w:t>
+        <w:t xml:space="preserve">the April 2026 V7 reruns remain clearly below the strongest classical anchors, and</w:t>
       </w:r>
     </w:p>
     <w:p>
@@ -1276,22 +1573,7 @@
         </w:numPr>
       </w:pPr>
       <w:r>
-        <w:t xml:space="preserve">or the expected information gain does not justify spending the remaining</w:t>
-      </w:r>
-      <w:r>
-        <w:t xml:space="preserve"> </w:t>
-      </w:r>
-      <w:r>
-        <w:rPr>
-          <w:rStyle w:val="VerbatimChar"/>
-        </w:rPr>
-        <w:t xml:space="preserve">245</w:t>
-      </w:r>
-      <w:r>
-        <w:t xml:space="preserve"> </w:t>
-      </w:r>
-      <w:r>
-        <w:t xml:space="preserve">CU budget</w:t>
+        <w:t xml:space="preserve">or the expected information gain does not justify spending Colab units beyond the surplus likely to be lost at renewal</w:t>
       </w:r>
     </w:p>
     <w:p>
@@ -1384,6 +1666,48 @@
           <w:rStyle w:val="VerbatimChar"/>
         </w:rPr>
         <w:t xml:space="preserve">classical_conv</w:t>
+      </w:r>
+    </w:p>
+    <w:p>
+      <w:pPr>
+        <w:pStyle w:val="Compact"/>
+        <w:numPr>
+          <w:ilvl w:val="0"/>
+          <w:numId w:val="1019"/>
+        </w:numPr>
+      </w:pPr>
+      <w:r>
+        <w:t xml:space="preserve">specific current-local low-data signal:</w:t>
+      </w:r>
+      <w:r>
+        <w:t xml:space="preserve"> </w:t>
+      </w:r>
+      <w:r>
+        <w:rPr>
+          <w:rStyle w:val="VerbatimChar"/>
+        </w:rPr>
+        <w:t xml:space="preserve">non_trainable_quantum</w:t>
+      </w:r>
+      <w:r>
+        <w:t xml:space="preserve"> </w:t>
+      </w:r>
+      <w:r>
+        <w:t xml:space="preserve">is competitive with and modestly ahead of</w:t>
+      </w:r>
+      <w:r>
+        <w:t xml:space="preserve"> </w:t>
+      </w:r>
+      <w:r>
+        <w:rPr>
+          <w:rStyle w:val="VerbatimChar"/>
+        </w:rPr>
+        <w:t xml:space="preserve">classical_conv</w:t>
+      </w:r>
+      <w:r>
+        <w:t xml:space="preserve"> </w:t>
+      </w:r>
+      <w:r>
+        <w:t xml:space="preserve">across the measured low-data fractions</w:t>
       </w:r>
     </w:p>
     <w:p>
@@ -1765,9 +2089,6 @@
     <w:abstractNumId w:val="991"/>
   </w:num>
   <w:num w:numId="1006">
-    <w:abstractNumId w:val="991"/>
-  </w:num>
-  <w:num w:numId="1007">
     <w:abstractNumId w:val="99411"/>
     <w:lvlOverride w:ilvl="0">
       <w:startOverride w:val="1"/>
@@ -1797,6 +2118,9 @@
       <w:startOverride w:val="1"/>
     </w:lvlOverride>
   </w:num>
+  <w:num w:numId="1007">
+    <w:abstractNumId w:val="991"/>
+  </w:num>
   <w:num w:numId="1008">
     <w:abstractNumId w:val="991"/>
   </w:num>
@@ -1807,9 +2131,6 @@
     <w:abstractNumId w:val="991"/>
   </w:num>
   <w:num w:numId="1011">
-    <w:abstractNumId w:val="991"/>
-  </w:num>
-  <w:num w:numId="1012">
     <w:abstractNumId w:val="99411"/>
     <w:lvlOverride w:ilvl="0">
       <w:startOverride w:val="1"/>
@@ -1838,6 +2159,9 @@
     <w:lvlOverride w:ilvl="8">
       <w:startOverride w:val="1"/>
     </w:lvlOverride>
+  </w:num>
+  <w:num w:numId="1012">
+    <w:abstractNumId w:val="991"/>
   </w:num>
   <w:num w:numId="1013">
     <w:abstractNumId w:val="991"/>
